--- a/Relatorio_IHC_Agendar_Consulta_WEB.docx
+++ b/Relatorio_IHC_Agendar_Consulta_WEB.docx
@@ -717,7 +717,8 @@
     <w:sdt>
       <w:sdtPr>
         <w:rPr>
-          <w:rFonts w:ascii="Arial" w:hAnsi="Arial" w:cs="Arial"/>
+          <w:rFonts w:ascii="Arial" w:eastAsia="Arial" w:hAnsi="Arial" w:cs="Arial"/>
+          <w:color w:val="auto"/>
           <w:sz w:val="24"/>
           <w:szCs w:val="24"/>
         </w:rPr>
@@ -729,10 +730,9 @@
       </w:sdtPr>
       <w:sdtEndPr>
         <w:rPr>
-          <w:rFonts w:ascii="Times New Roman" w:eastAsia="Arial" w:hAnsi="Times New Roman"/>
+          <w:rFonts w:ascii="Times New Roman" w:hAnsi="Times New Roman"/>
           <w:b/>
           <w:bCs/>
-          <w:color w:val="auto"/>
         </w:rPr>
       </w:sdtEndPr>
       <w:sdtContent>
@@ -6433,21 +6433,19 @@
         <w:rPr>
           <w:rFonts w:ascii="Arial" w:hAnsi="Arial"/>
         </w:rPr>
-        <w:t xml:space="preserve">Os principais objetos de dominio considerados foram </w:t>
-      </w:r>
-      <w:proofErr w:type="spellStart"/>
-      <w:r>
-        <w:rPr>
-          <w:rFonts w:ascii="Arial" w:hAnsi="Arial"/>
-        </w:rPr>
-        <w:t>EspecialidadeMedica</w:t>
-      </w:r>
-      <w:proofErr w:type="spellEnd"/>
-      <w:r>
-        <w:rPr>
-          <w:rFonts w:ascii="Arial" w:hAnsi="Arial"/>
-        </w:rPr>
-        <w:t xml:space="preserve">, </w:t>
+        <w:t xml:space="preserve">Os principais objetos de </w:t>
+      </w:r>
+      <w:r>
+        <w:rPr>
+          <w:rFonts w:ascii="Arial" w:hAnsi="Arial"/>
+        </w:rPr>
+        <w:t>domínio</w:t>
+      </w:r>
+      <w:r>
+        <w:rPr>
+          <w:rFonts w:ascii="Arial" w:hAnsi="Arial"/>
+        </w:rPr>
+        <w:t xml:space="preserve"> considerados foram EspecialidadeMedica, </w:t>
       </w:r>
       <w:r>
         <w:rPr>
@@ -6459,35 +6457,7 @@
         <w:rPr>
           <w:rFonts w:ascii="Arial" w:hAnsi="Arial"/>
         </w:rPr>
-        <w:t xml:space="preserve">, Paciente, </w:t>
-      </w:r>
-      <w:proofErr w:type="spellStart"/>
-      <w:r>
-        <w:rPr>
-          <w:rFonts w:ascii="Arial" w:hAnsi="Arial"/>
-        </w:rPr>
-        <w:t>PlanoSaude</w:t>
-      </w:r>
-      <w:proofErr w:type="spellEnd"/>
-      <w:r>
-        <w:rPr>
-          <w:rFonts w:ascii="Arial" w:hAnsi="Arial"/>
-        </w:rPr>
-        <w:t xml:space="preserve">, </w:t>
-      </w:r>
-      <w:proofErr w:type="spellStart"/>
-      <w:r>
-        <w:rPr>
-          <w:rFonts w:ascii="Arial" w:hAnsi="Arial"/>
-        </w:rPr>
-        <w:t>AgendaAtendimento</w:t>
-      </w:r>
-      <w:proofErr w:type="spellEnd"/>
-      <w:r>
-        <w:rPr>
-          <w:rFonts w:ascii="Arial" w:hAnsi="Arial"/>
-        </w:rPr>
-        <w:t>, Consulta e ListaEspera. O prototipo implementado tambem utiliza uma estrutura de OpcaoAgendamento, que representa a escolha temporaria do horario antes da confirmacao final da consulta.</w:t>
+        <w:t>, Paciente, PlanoSaude, AgendaAtendimento, Consulta e ListaEspera. O prototipo implementado tambem utiliza uma estrutura de OpcaoAgendamento, que representa a escolha temporaria do horario antes da confirmacao final da consulta.</w:t>
       </w:r>
     </w:p>
     <w:p>
@@ -7218,14 +7188,12 @@
         </w:rPr>
         <w:t xml:space="preserve"> e </w:t>
       </w:r>
-      <w:proofErr w:type="spellStart"/>
-      <w:r>
-        <w:rPr>
-          <w:rFonts w:ascii="Arial" w:hAnsi="Arial"/>
-        </w:rPr>
-        <w:t>horarios</w:t>
-      </w:r>
-      <w:proofErr w:type="spellEnd"/>
+      <w:r>
+        <w:rPr>
+          <w:rFonts w:ascii="Arial" w:hAnsi="Arial"/>
+        </w:rPr>
+        <w:t>horários</w:t>
+      </w:r>
       <w:r>
         <w:rPr>
           <w:rFonts w:ascii="Arial" w:hAnsi="Arial"/>
@@ -7360,14 +7328,12 @@
         </w:rPr>
         <w:t xml:space="preserve">, pedir mais </w:t>
       </w:r>
-      <w:proofErr w:type="spellStart"/>
-      <w:r>
-        <w:rPr>
-          <w:rFonts w:ascii="Arial" w:hAnsi="Arial"/>
-        </w:rPr>
-        <w:t>horarios</w:t>
-      </w:r>
-      <w:proofErr w:type="spellEnd"/>
+      <w:r>
+        <w:rPr>
+          <w:rFonts w:ascii="Arial" w:hAnsi="Arial"/>
+        </w:rPr>
+        <w:t>horários</w:t>
+      </w:r>
       <w:r>
         <w:rPr>
           <w:rFonts w:ascii="Arial" w:hAnsi="Arial"/>
@@ -7852,23 +7818,29 @@
         <w:jc w:val="center"/>
         <w:rPr>
           <w:rFonts w:ascii="Arial" w:hAnsi="Arial"/>
-          <w:sz w:val="24"/>
-          <w:szCs w:val="24"/>
-        </w:rPr>
-      </w:pPr>
-      <w:r>
-        <w:rPr>
-          <w:rFonts w:ascii="Arial" w:hAnsi="Arial"/>
-          <w:sz w:val="24"/>
-          <w:szCs w:val="24"/>
+          <w:b/>
+          <w:bCs/>
+          <w:color w:val="auto"/>
+          <w:szCs w:val="20"/>
+        </w:rPr>
+      </w:pPr>
+      <w:r>
+        <w:rPr>
+          <w:rFonts w:ascii="Arial" w:hAnsi="Arial"/>
+          <w:b/>
+          <w:bCs/>
+          <w:color w:val="auto"/>
+          <w:szCs w:val="20"/>
         </w:rPr>
         <w:t xml:space="preserve">Tabela 1 - Relacao da interface com o modelo de </w:t>
       </w:r>
       <w:r>
         <w:rPr>
           <w:rFonts w:ascii="Arial" w:hAnsi="Arial"/>
-          <w:sz w:val="24"/>
-          <w:szCs w:val="24"/>
+          <w:b/>
+          <w:bCs/>
+          <w:color w:val="auto"/>
+          <w:szCs w:val="20"/>
         </w:rPr>
         <w:t>análise</w:t>
       </w:r>
@@ -7989,19 +7961,11 @@
                 <w:rFonts w:ascii="Arial" w:hAnsi="Arial"/>
               </w:rPr>
             </w:pPr>
-            <w:proofErr w:type="gramStart"/>
-            <w:r>
-              <w:rPr>
-                <w:rFonts w:ascii="Arial" w:hAnsi="Arial"/>
-              </w:rPr>
-              <w:t>Clinica</w:t>
-            </w:r>
-            <w:proofErr w:type="gramEnd"/>
-            <w:r>
-              <w:rPr>
-                <w:rFonts w:ascii="Arial" w:hAnsi="Arial"/>
-              </w:rPr>
-              <w:t xml:space="preserve"> / servico web</w:t>
+            <w:r>
+              <w:rPr>
+                <w:rFonts w:ascii="Arial" w:hAnsi="Arial"/>
+              </w:rPr>
+              <w:t>Clinica / servico web</w:t>
             </w:r>
           </w:p>
         </w:tc>
@@ -8160,16 +8124,8 @@
               <w:rPr>
                 <w:rFonts w:ascii="Arial" w:hAnsi="Arial"/>
               </w:rPr>
-              <w:t xml:space="preserve">Etapa 3 - </w:t>
-            </w:r>
-            <w:proofErr w:type="gramStart"/>
-            <w:r>
-              <w:rPr>
-                <w:rFonts w:ascii="Arial" w:hAnsi="Arial"/>
-              </w:rPr>
-              <w:t>Medico</w:t>
-            </w:r>
-            <w:proofErr w:type="gramEnd"/>
+              <w:t>Etapa 3 - Medico</w:t>
+            </w:r>
           </w:p>
         </w:tc>
         <w:tc>
@@ -8182,19 +8138,11 @@
                 <w:rFonts w:ascii="Arial" w:hAnsi="Arial"/>
               </w:rPr>
             </w:pPr>
-            <w:proofErr w:type="gramStart"/>
-            <w:r>
-              <w:rPr>
-                <w:rFonts w:ascii="Arial" w:hAnsi="Arial"/>
-              </w:rPr>
-              <w:t>Medico</w:t>
-            </w:r>
-            <w:proofErr w:type="gramEnd"/>
-            <w:r>
-              <w:rPr>
-                <w:rFonts w:ascii="Arial" w:hAnsi="Arial"/>
-              </w:rPr>
-              <w:t>, MedicoEspecialidade</w:t>
+            <w:r>
+              <w:rPr>
+                <w:rFonts w:ascii="Arial" w:hAnsi="Arial"/>
+              </w:rPr>
+              <w:t>Medico, MedicoEspecialidade</w:t>
             </w:r>
           </w:p>
         </w:tc>
@@ -8598,15 +8546,33 @@
         <w:jc w:val="center"/>
         <w:rPr>
           <w:rFonts w:ascii="Arial" w:hAnsi="Arial"/>
-        </w:rPr>
-      </w:pPr>
-      <w:r>
-        <w:rPr>
-          <w:rFonts w:ascii="Arial" w:hAnsi="Arial"/>
+          <w:b/>
+          <w:bCs/>
           <w:i/>
+          <w:sz w:val="20"/>
+          <w:szCs w:val="20"/>
+        </w:rPr>
+      </w:pPr>
+      <w:r>
+        <w:rPr>
+          <w:rFonts w:ascii="Arial" w:hAnsi="Arial"/>
+          <w:b/>
+          <w:bCs/>
+          <w:i/>
+          <w:sz w:val="20"/>
+          <w:szCs w:val="20"/>
         </w:rPr>
         <w:t>Fonte: criado pelo autor.</w:t>
       </w:r>
+    </w:p>
+    <w:p>
+      <w:pPr>
+        <w:spacing w:after="120"/>
+        <w:jc w:val="center"/>
+        <w:rPr>
+          <w:rFonts w:ascii="Arial" w:hAnsi="Arial"/>
+        </w:rPr>
+      </w:pPr>
     </w:p>
     <w:p>
       <w:pPr>
@@ -8846,21 +8812,7 @@
         <w:rPr>
           <w:rFonts w:ascii="Arial" w:hAnsi="Arial"/>
         </w:rPr>
-        <w:t xml:space="preserve">1. O interessado acessa a landing page e </w:t>
-      </w:r>
-      <w:proofErr w:type="gramStart"/>
-      <w:r>
-        <w:rPr>
-          <w:rFonts w:ascii="Arial" w:hAnsi="Arial"/>
-        </w:rPr>
-        <w:t>escolhe Agendar</w:t>
-      </w:r>
-      <w:proofErr w:type="gramEnd"/>
-      <w:r>
-        <w:rPr>
-          <w:rFonts w:ascii="Arial" w:hAnsi="Arial"/>
-        </w:rPr>
-        <w:t xml:space="preserve"> consulta.</w:t>
+        <w:t>1. O interessado acessa a landing page e escolhe Agendar consulta.</w:t>
       </w:r>
     </w:p>
     <w:p>
@@ -8935,35 +8887,7 @@
         <w:rPr>
           <w:rFonts w:ascii="Arial" w:hAnsi="Arial"/>
         </w:rPr>
-        <w:t xml:space="preserve">6. O sistema lista </w:t>
-      </w:r>
-      <w:proofErr w:type="gramStart"/>
-      <w:r>
-        <w:rPr>
-          <w:rFonts w:ascii="Arial" w:hAnsi="Arial"/>
-        </w:rPr>
-        <w:t>medicos</w:t>
-      </w:r>
-      <w:proofErr w:type="gramEnd"/>
-      <w:r>
-        <w:rPr>
-          <w:rFonts w:ascii="Arial" w:hAnsi="Arial"/>
-        </w:rPr>
-        <w:t xml:space="preserve"> da especialidade ou permite seguir sem </w:t>
-      </w:r>
-      <w:proofErr w:type="gramStart"/>
-      <w:r>
-        <w:rPr>
-          <w:rFonts w:ascii="Arial" w:hAnsi="Arial"/>
-        </w:rPr>
-        <w:t>preferencia</w:t>
-      </w:r>
-      <w:proofErr w:type="gramEnd"/>
-      <w:r>
-        <w:rPr>
-          <w:rFonts w:ascii="Arial" w:hAnsi="Arial"/>
-        </w:rPr>
-        <w:t>.</w:t>
+        <w:t>6. O sistema lista medicos da especialidade ou permite seguir sem preferencia.</w:t>
       </w:r>
     </w:p>
     <w:p>
@@ -9346,21 +9270,7 @@
               <w:rPr>
                 <w:rFonts w:ascii="Arial" w:hAnsi="Arial"/>
               </w:rPr>
-              <w:t xml:space="preserve">Aciona Desistir ou Voltar ao </w:t>
-            </w:r>
-            <w:proofErr w:type="gramStart"/>
-            <w:r>
-              <w:rPr>
-                <w:rFonts w:ascii="Arial" w:hAnsi="Arial"/>
-              </w:rPr>
-              <w:t>inicio</w:t>
-            </w:r>
-            <w:proofErr w:type="gramEnd"/>
-            <w:r>
-              <w:rPr>
-                <w:rFonts w:ascii="Arial" w:hAnsi="Arial"/>
-              </w:rPr>
-              <w:t>; sistema encerra ou reinicia fluxo.</w:t>
+              <w:t>Aciona Desistir ou Voltar ao inicio; sistema encerra ou reinicia fluxo.</w:t>
             </w:r>
           </w:p>
         </w:tc>
@@ -9437,21 +9347,7 @@
               <w:rPr>
                 <w:rFonts w:ascii="Arial" w:hAnsi="Arial"/>
               </w:rPr>
-              <w:t xml:space="preserve">Etapa 1 exibe campo de plano e so permite avancar </w:t>
-            </w:r>
-            <w:proofErr w:type="gramStart"/>
-            <w:r>
-              <w:rPr>
-                <w:rFonts w:ascii="Arial" w:hAnsi="Arial"/>
-              </w:rPr>
-              <w:t>apos</w:t>
-            </w:r>
-            <w:proofErr w:type="gramEnd"/>
-            <w:r>
-              <w:rPr>
-                <w:rFonts w:ascii="Arial" w:hAnsi="Arial"/>
-              </w:rPr>
-              <w:t xml:space="preserve"> selecao.</w:t>
+              <w:t>Etapa 1 exibe campo de plano e so permite avancar apos selecao.</w:t>
             </w:r>
           </w:p>
         </w:tc>
@@ -9510,30 +9406,8 @@
               <w:rPr>
                 <w:rFonts w:ascii="Arial" w:hAnsi="Arial"/>
               </w:rPr>
-              <w:t xml:space="preserve">Sem </w:t>
-            </w:r>
-            <w:proofErr w:type="gramStart"/>
-            <w:r>
-              <w:rPr>
-                <w:rFonts w:ascii="Arial" w:hAnsi="Arial"/>
-              </w:rPr>
-              <w:t>preferencia</w:t>
-            </w:r>
-            <w:proofErr w:type="gramEnd"/>
-            <w:r>
-              <w:rPr>
-                <w:rFonts w:ascii="Arial" w:hAnsi="Arial"/>
-              </w:rPr>
-              <w:t xml:space="preserve"> de </w:t>
-            </w:r>
-            <w:proofErr w:type="gramStart"/>
-            <w:r>
-              <w:rPr>
-                <w:rFonts w:ascii="Arial" w:hAnsi="Arial"/>
-              </w:rPr>
-              <w:t>medico</w:t>
-            </w:r>
-            <w:proofErr w:type="gramEnd"/>
+              <w:t>Sem preferencia de medico</w:t>
+            </w:r>
           </w:p>
         </w:tc>
         <w:tc>
@@ -9550,21 +9424,7 @@
               <w:rPr>
                 <w:rFonts w:ascii="Arial" w:hAnsi="Arial"/>
               </w:rPr>
-              <w:t xml:space="preserve">Etapa 3 permite seguir sem escolher profissional </w:t>
-            </w:r>
-            <w:proofErr w:type="gramStart"/>
-            <w:r>
-              <w:rPr>
-                <w:rFonts w:ascii="Arial" w:hAnsi="Arial"/>
-              </w:rPr>
-              <w:t>especifico</w:t>
-            </w:r>
-            <w:proofErr w:type="gramEnd"/>
-            <w:r>
-              <w:rPr>
-                <w:rFonts w:ascii="Arial" w:hAnsi="Arial"/>
-              </w:rPr>
-              <w:t>.</w:t>
+              <w:t>Etapa 3 permite seguir sem escolher profissional especifico.</w:t>
             </w:r>
           </w:p>
         </w:tc>
@@ -10198,21 +10058,7 @@
               <w:rPr>
                 <w:rFonts w:ascii="Arial" w:hAnsi="Arial"/>
               </w:rPr>
-              <w:t xml:space="preserve">Apresentar </w:t>
-            </w:r>
-            <w:proofErr w:type="gramStart"/>
-            <w:r>
-              <w:rPr>
-                <w:rFonts w:ascii="Arial" w:hAnsi="Arial"/>
-              </w:rPr>
-              <w:t>clinica</w:t>
-            </w:r>
-            <w:proofErr w:type="gramEnd"/>
-            <w:r>
-              <w:rPr>
-                <w:rFonts w:ascii="Arial" w:hAnsi="Arial"/>
-              </w:rPr>
-              <w:t xml:space="preserve"> e iniciar agendamento.</w:t>
+              <w:t>Apresentar clinica e iniciar agendamento.</w:t>
             </w:r>
           </w:p>
         </w:tc>
@@ -10366,21 +10212,7 @@
               <w:rPr>
                 <w:rFonts w:ascii="Arial" w:hAnsi="Arial"/>
               </w:rPr>
-              <w:t xml:space="preserve">Escolher especialidade </w:t>
-            </w:r>
-            <w:proofErr w:type="gramStart"/>
-            <w:r>
-              <w:rPr>
-                <w:rFonts w:ascii="Arial" w:hAnsi="Arial"/>
-              </w:rPr>
-              <w:t>medica</w:t>
-            </w:r>
-            <w:proofErr w:type="gramEnd"/>
-            <w:r>
-              <w:rPr>
-                <w:rFonts w:ascii="Arial" w:hAnsi="Arial"/>
-              </w:rPr>
-              <w:t>.</w:t>
+              <w:t>Escolher especialidade medica.</w:t>
             </w:r>
           </w:p>
         </w:tc>
@@ -10416,21 +10248,7 @@
               <w:rPr>
                 <w:rFonts w:ascii="Arial" w:hAnsi="Arial"/>
               </w:rPr>
-              <w:t xml:space="preserve">Carrega </w:t>
-            </w:r>
-            <w:proofErr w:type="gramStart"/>
-            <w:r>
-              <w:rPr>
-                <w:rFonts w:ascii="Arial" w:hAnsi="Arial"/>
-              </w:rPr>
-              <w:t>medicos</w:t>
-            </w:r>
-            <w:proofErr w:type="gramEnd"/>
-            <w:r>
-              <w:rPr>
-                <w:rFonts w:ascii="Arial" w:hAnsi="Arial"/>
-              </w:rPr>
-              <w:t xml:space="preserve"> da especialidade.</w:t>
+              <w:t>Carrega medicos da especialidade.</w:t>
             </w:r>
           </w:p>
         </w:tc>
@@ -10449,14 +10267,12 @@
                 <w:rFonts w:ascii="Arial" w:hAnsi="Arial"/>
               </w:rPr>
             </w:pPr>
-            <w:proofErr w:type="gramStart"/>
             <w:r>
               <w:rPr>
                 <w:rFonts w:ascii="Arial" w:hAnsi="Arial"/>
               </w:rPr>
               <w:t>Medico</w:t>
             </w:r>
-            <w:proofErr w:type="gramEnd"/>
           </w:p>
         </w:tc>
         <w:tc>
@@ -10473,35 +10289,7 @@
               <w:rPr>
                 <w:rFonts w:ascii="Arial" w:hAnsi="Arial"/>
               </w:rPr>
-              <w:t xml:space="preserve">Escolher </w:t>
-            </w:r>
-            <w:proofErr w:type="gramStart"/>
-            <w:r>
-              <w:rPr>
-                <w:rFonts w:ascii="Arial" w:hAnsi="Arial"/>
-              </w:rPr>
-              <w:t>medico</w:t>
-            </w:r>
-            <w:proofErr w:type="gramEnd"/>
-            <w:r>
-              <w:rPr>
-                <w:rFonts w:ascii="Arial" w:hAnsi="Arial"/>
-              </w:rPr>
-              <w:t xml:space="preserve"> ou sem </w:t>
-            </w:r>
-            <w:proofErr w:type="gramStart"/>
-            <w:r>
-              <w:rPr>
-                <w:rFonts w:ascii="Arial" w:hAnsi="Arial"/>
-              </w:rPr>
-              <w:t>preferencia</w:t>
-            </w:r>
-            <w:proofErr w:type="gramEnd"/>
-            <w:r>
-              <w:rPr>
-                <w:rFonts w:ascii="Arial" w:hAnsi="Arial"/>
-              </w:rPr>
-              <w:t>.</w:t>
+              <w:t>Escolher medico ou sem preferencia.</w:t>
             </w:r>
           </w:p>
         </w:tc>
@@ -10519,35 +10307,7 @@
               <w:rPr>
                 <w:rFonts w:ascii="Arial" w:hAnsi="Arial"/>
               </w:rPr>
-              <w:t xml:space="preserve">Clique em </w:t>
-            </w:r>
-            <w:proofErr w:type="gramStart"/>
-            <w:r>
-              <w:rPr>
-                <w:rFonts w:ascii="Arial" w:hAnsi="Arial"/>
-              </w:rPr>
-              <w:t>medico</w:t>
-            </w:r>
-            <w:proofErr w:type="gramEnd"/>
-            <w:r>
-              <w:rPr>
-                <w:rFonts w:ascii="Arial" w:hAnsi="Arial"/>
-              </w:rPr>
-              <w:t xml:space="preserve"> ou sem </w:t>
-            </w:r>
-            <w:proofErr w:type="gramStart"/>
-            <w:r>
-              <w:rPr>
-                <w:rFonts w:ascii="Arial" w:hAnsi="Arial"/>
-              </w:rPr>
-              <w:t>preferencia</w:t>
-            </w:r>
-            <w:proofErr w:type="gramEnd"/>
-            <w:r>
-              <w:rPr>
-                <w:rFonts w:ascii="Arial" w:hAnsi="Arial"/>
-              </w:rPr>
-              <w:t>.</w:t>
+              <w:t>Clique em medico ou sem preferencia.</w:t>
             </w:r>
           </w:p>
         </w:tc>
@@ -10855,21 +10615,7 @@
               <w:rPr>
                 <w:rFonts w:ascii="Arial" w:hAnsi="Arial"/>
               </w:rPr>
-              <w:t xml:space="preserve">Novo agendamento ou voltar ao </w:t>
-            </w:r>
-            <w:proofErr w:type="gramStart"/>
-            <w:r>
-              <w:rPr>
-                <w:rFonts w:ascii="Arial" w:hAnsi="Arial"/>
-              </w:rPr>
-              <w:t>inicio</w:t>
-            </w:r>
-            <w:proofErr w:type="gramEnd"/>
-            <w:r>
-              <w:rPr>
-                <w:rFonts w:ascii="Arial" w:hAnsi="Arial"/>
-              </w:rPr>
-              <w:t>.</w:t>
+              <w:t>Novo agendamento ou voltar ao inicio.</w:t>
             </w:r>
           </w:p>
         </w:tc>
@@ -10946,21 +10692,7 @@
               <w:rPr>
                 <w:rFonts w:ascii="Arial" w:hAnsi="Arial"/>
               </w:rPr>
-              <w:t xml:space="preserve">Paciente, especialidade e </w:t>
-            </w:r>
-            <w:proofErr w:type="gramStart"/>
-            <w:r>
-              <w:rPr>
-                <w:rFonts w:ascii="Arial" w:hAnsi="Arial"/>
-              </w:rPr>
-              <w:t>medico</w:t>
-            </w:r>
-            <w:proofErr w:type="gramEnd"/>
-            <w:r>
-              <w:rPr>
-                <w:rFonts w:ascii="Arial" w:hAnsi="Arial"/>
-              </w:rPr>
-              <w:t xml:space="preserve"> opcional.</w:t>
+              <w:t>Paciente, especialidade e medico opcional.</w:t>
             </w:r>
           </w:p>
         </w:tc>
@@ -11043,23 +10775,7 @@
         <w:rPr>
           <w:rFonts w:ascii="Arial" w:hAnsi="Arial"/>
         </w:rPr>
-        <w:t xml:space="preserve">Objetivo: Apresentar a </w:t>
-      </w:r>
-      <w:proofErr w:type="spellStart"/>
-      <w:proofErr w:type="gramStart"/>
-      <w:r>
-        <w:rPr>
-          <w:rFonts w:ascii="Arial" w:hAnsi="Arial"/>
-        </w:rPr>
-        <w:t>clinica</w:t>
-      </w:r>
-      <w:proofErr w:type="spellEnd"/>
-      <w:proofErr w:type="gramEnd"/>
-      <w:r>
-        <w:rPr>
-          <w:rFonts w:ascii="Arial" w:hAnsi="Arial"/>
-        </w:rPr>
-        <w:t xml:space="preserve"> e oferecer acesso direto ao agendamento.</w:t>
+        <w:t>Objetivo: Apresentar a clinica e oferecer acesso direto ao agendamento.</w:t>
       </w:r>
     </w:p>
     <w:p>
@@ -11089,21 +10805,7 @@
         <w:rPr>
           <w:rFonts w:ascii="Arial" w:hAnsi="Arial"/>
         </w:rPr>
-        <w:t xml:space="preserve">- Cabecalho com nome da </w:t>
-      </w:r>
-      <w:proofErr w:type="gramStart"/>
-      <w:r>
-        <w:rPr>
-          <w:rFonts w:ascii="Arial" w:hAnsi="Arial"/>
-        </w:rPr>
-        <w:t>clinica</w:t>
-      </w:r>
-      <w:proofErr w:type="gramEnd"/>
-      <w:r>
-        <w:rPr>
-          <w:rFonts w:ascii="Arial" w:hAnsi="Arial"/>
-        </w:rPr>
-        <w:t>.</w:t>
+        <w:t>- Cabecalho com nome da clinica.</w:t>
       </w:r>
     </w:p>
     <w:p>
@@ -11164,21 +10866,7 @@
         <w:rPr>
           <w:rFonts w:ascii="Arial" w:hAnsi="Arial"/>
         </w:rPr>
-        <w:t xml:space="preserve">Entradas do usuario: Clique no </w:t>
-      </w:r>
-      <w:proofErr w:type="gramStart"/>
-      <w:r>
-        <w:rPr>
-          <w:rFonts w:ascii="Arial" w:hAnsi="Arial"/>
-        </w:rPr>
-        <w:t>botao Agendar</w:t>
-      </w:r>
-      <w:proofErr w:type="gramEnd"/>
-      <w:r>
-        <w:rPr>
-          <w:rFonts w:ascii="Arial" w:hAnsi="Arial"/>
-        </w:rPr>
-        <w:t xml:space="preserve"> consulta.</w:t>
+        <w:t>Entradas do usuario: Clique no botao Agendar consulta.</w:t>
       </w:r>
     </w:p>
     <w:p>
@@ -11251,15 +10939,300 @@
         <w:jc w:val="center"/>
         <w:rPr>
           <w:rFonts w:ascii="Arial" w:hAnsi="Arial"/>
-        </w:rPr>
-      </w:pPr>
-      <w:r>
-        <w:rPr>
-          <w:rFonts w:ascii="Arial" w:hAnsi="Arial"/>
           <w:i/>
           <w:color w:val="5A5A5A"/>
         </w:rPr>
+      </w:pPr>
+      <w:r>
+        <w:rPr>
+          <w:rFonts w:ascii="Arial" w:hAnsi="Arial"/>
+          <w:i/>
+          <w:color w:val="5A5A5A"/>
+        </w:rPr>
         <w:t>[INSERIR PRINT: 01-tela-inicial-landing-page.png]</w:t>
+      </w:r>
+    </w:p>
+    <w:p>
+      <w:pPr>
+        <w:spacing w:after="120"/>
+        <w:jc w:val="center"/>
+        <w:rPr>
+          <w:rFonts w:ascii="Arial" w:hAnsi="Arial"/>
+        </w:rPr>
+      </w:pPr>
+      <w:r>
+        <w:rPr>
+          <w:rFonts w:ascii="Arial" w:hAnsi="Arial"/>
+        </w:rPr>
+        <w:drawing>
+          <wp:inline distT="0" distB="0" distL="0" distR="0" wp14:anchorId="3D0B7592" wp14:editId="60C18C43">
+            <wp:extent cx="5760085" cy="3006725"/>
+            <wp:effectExtent l="0" t="0" r="0" b="3175"/>
+            <wp:docPr id="259236791" name="Imagem 1"/>
+            <wp:cNvGraphicFramePr>
+              <a:graphicFrameLocks xmlns:a="http://schemas.openxmlformats.org/drawingml/2006/main" noChangeAspect="1"/>
+            </wp:cNvGraphicFramePr>
+            <a:graphic xmlns:a="http://schemas.openxmlformats.org/drawingml/2006/main">
+              <a:graphicData uri="http://schemas.openxmlformats.org/drawingml/2006/picture">
+                <pic:pic xmlns:pic="http://schemas.openxmlformats.org/drawingml/2006/picture">
+                  <pic:nvPicPr>
+                    <pic:cNvPr id="259236791" name=""/>
+                    <pic:cNvPicPr/>
+                  </pic:nvPicPr>
+                  <pic:blipFill>
+                    <a:blip r:embed="rId13"/>
+                    <a:stretch>
+                      <a:fillRect/>
+                    </a:stretch>
+                  </pic:blipFill>
+                  <pic:spPr>
+                    <a:xfrm>
+                      <a:off x="0" y="0"/>
+                      <a:ext cx="5760085" cy="3006725"/>
+                    </a:xfrm>
+                    <a:prstGeom prst="rect">
+                      <a:avLst/>
+                    </a:prstGeom>
+                  </pic:spPr>
+                </pic:pic>
+              </a:graphicData>
+            </a:graphic>
+          </wp:inline>
+        </w:drawing>
+      </w:r>
+    </w:p>
+    <w:p>
+      <w:pPr>
+        <w:spacing w:after="120"/>
+        <w:jc w:val="center"/>
+        <w:rPr>
+          <w:rFonts w:ascii="Arial" w:hAnsi="Arial"/>
+        </w:rPr>
+      </w:pPr>
+    </w:p>
+    <w:p>
+      <w:pPr>
+        <w:spacing w:after="120"/>
+        <w:jc w:val="center"/>
+        <w:rPr>
+          <w:rFonts w:ascii="Arial" w:hAnsi="Arial"/>
+        </w:rPr>
+      </w:pPr>
+      <w:r>
+        <w:rPr>
+          <w:noProof/>
+        </w:rPr>
+        <w:lastRenderedPageBreak/>
+        <w:drawing>
+          <wp:inline distT="0" distB="0" distL="0" distR="0" wp14:anchorId="4D48B405" wp14:editId="569009F7">
+            <wp:extent cx="5760085" cy="2964180"/>
+            <wp:effectExtent l="0" t="0" r="0" b="7620"/>
+            <wp:docPr id="1541479358" name="Imagem 1"/>
+            <wp:cNvGraphicFramePr>
+              <a:graphicFrameLocks xmlns:a="http://schemas.openxmlformats.org/drawingml/2006/main" noChangeAspect="1"/>
+            </wp:cNvGraphicFramePr>
+            <a:graphic xmlns:a="http://schemas.openxmlformats.org/drawingml/2006/main">
+              <a:graphicData uri="http://schemas.openxmlformats.org/drawingml/2006/picture">
+                <pic:pic xmlns:pic="http://schemas.openxmlformats.org/drawingml/2006/picture">
+                  <pic:nvPicPr>
+                    <pic:cNvPr id="1541479358" name=""/>
+                    <pic:cNvPicPr/>
+                  </pic:nvPicPr>
+                  <pic:blipFill>
+                    <a:blip r:embed="rId14"/>
+                    <a:stretch>
+                      <a:fillRect/>
+                    </a:stretch>
+                  </pic:blipFill>
+                  <pic:spPr>
+                    <a:xfrm>
+                      <a:off x="0" y="0"/>
+                      <a:ext cx="5760085" cy="2964180"/>
+                    </a:xfrm>
+                    <a:prstGeom prst="rect">
+                      <a:avLst/>
+                    </a:prstGeom>
+                  </pic:spPr>
+                </pic:pic>
+              </a:graphicData>
+            </a:graphic>
+          </wp:inline>
+        </w:drawing>
+      </w:r>
+    </w:p>
+    <w:p>
+      <w:pPr>
+        <w:spacing w:after="120"/>
+        <w:jc w:val="center"/>
+        <w:rPr>
+          <w:rFonts w:ascii="Arial" w:hAnsi="Arial"/>
+        </w:rPr>
+      </w:pPr>
+    </w:p>
+    <w:p>
+      <w:pPr>
+        <w:spacing w:after="120"/>
+        <w:jc w:val="center"/>
+        <w:rPr>
+          <w:rFonts w:ascii="Arial" w:hAnsi="Arial"/>
+        </w:rPr>
+      </w:pPr>
+      <w:r>
+        <w:rPr>
+          <w:rFonts w:ascii="Arial" w:hAnsi="Arial"/>
+        </w:rPr>
+        <w:drawing>
+          <wp:inline distT="0" distB="0" distL="0" distR="0" wp14:anchorId="1EA178F7" wp14:editId="00E8C381">
+            <wp:extent cx="5760085" cy="2933065"/>
+            <wp:effectExtent l="0" t="0" r="0" b="635"/>
+            <wp:docPr id="964883656" name="Imagem 1"/>
+            <wp:cNvGraphicFramePr>
+              <a:graphicFrameLocks xmlns:a="http://schemas.openxmlformats.org/drawingml/2006/main" noChangeAspect="1"/>
+            </wp:cNvGraphicFramePr>
+            <a:graphic xmlns:a="http://schemas.openxmlformats.org/drawingml/2006/main">
+              <a:graphicData uri="http://schemas.openxmlformats.org/drawingml/2006/picture">
+                <pic:pic xmlns:pic="http://schemas.openxmlformats.org/drawingml/2006/picture">
+                  <pic:nvPicPr>
+                    <pic:cNvPr id="964883656" name=""/>
+                    <pic:cNvPicPr/>
+                  </pic:nvPicPr>
+                  <pic:blipFill>
+                    <a:blip r:embed="rId15"/>
+                    <a:stretch>
+                      <a:fillRect/>
+                    </a:stretch>
+                  </pic:blipFill>
+                  <pic:spPr>
+                    <a:xfrm>
+                      <a:off x="0" y="0"/>
+                      <a:ext cx="5760085" cy="2933065"/>
+                    </a:xfrm>
+                    <a:prstGeom prst="rect">
+                      <a:avLst/>
+                    </a:prstGeom>
+                  </pic:spPr>
+                </pic:pic>
+              </a:graphicData>
+            </a:graphic>
+          </wp:inline>
+        </w:drawing>
+      </w:r>
+    </w:p>
+    <w:p>
+      <w:pPr>
+        <w:spacing w:after="120"/>
+        <w:jc w:val="center"/>
+        <w:rPr>
+          <w:rFonts w:ascii="Arial" w:hAnsi="Arial"/>
+        </w:rPr>
+      </w:pPr>
+    </w:p>
+    <w:p>
+      <w:pPr>
+        <w:spacing w:after="120"/>
+        <w:jc w:val="center"/>
+        <w:rPr>
+          <w:rFonts w:ascii="Arial" w:hAnsi="Arial"/>
+        </w:rPr>
+      </w:pPr>
+      <w:r>
+        <w:rPr>
+          <w:rFonts w:ascii="Arial" w:hAnsi="Arial"/>
+        </w:rPr>
+        <w:lastRenderedPageBreak/>
+        <w:drawing>
+          <wp:inline distT="0" distB="0" distL="0" distR="0" wp14:anchorId="70CE0BD8" wp14:editId="4CB48F14">
+            <wp:extent cx="5760085" cy="2620010"/>
+            <wp:effectExtent l="0" t="0" r="0" b="8890"/>
+            <wp:docPr id="1966651018" name="Imagem 1"/>
+            <wp:cNvGraphicFramePr>
+              <a:graphicFrameLocks xmlns:a="http://schemas.openxmlformats.org/drawingml/2006/main" noChangeAspect="1"/>
+            </wp:cNvGraphicFramePr>
+            <a:graphic xmlns:a="http://schemas.openxmlformats.org/drawingml/2006/main">
+              <a:graphicData uri="http://schemas.openxmlformats.org/drawingml/2006/picture">
+                <pic:pic xmlns:pic="http://schemas.openxmlformats.org/drawingml/2006/picture">
+                  <pic:nvPicPr>
+                    <pic:cNvPr id="1966651018" name=""/>
+                    <pic:cNvPicPr/>
+                  </pic:nvPicPr>
+                  <pic:blipFill>
+                    <a:blip r:embed="rId16"/>
+                    <a:stretch>
+                      <a:fillRect/>
+                    </a:stretch>
+                  </pic:blipFill>
+                  <pic:spPr>
+                    <a:xfrm>
+                      <a:off x="0" y="0"/>
+                      <a:ext cx="5760085" cy="2620010"/>
+                    </a:xfrm>
+                    <a:prstGeom prst="rect">
+                      <a:avLst/>
+                    </a:prstGeom>
+                  </pic:spPr>
+                </pic:pic>
+              </a:graphicData>
+            </a:graphic>
+          </wp:inline>
+        </w:drawing>
+      </w:r>
+    </w:p>
+    <w:p>
+      <w:pPr>
+        <w:spacing w:after="120"/>
+        <w:jc w:val="center"/>
+        <w:rPr>
+          <w:rFonts w:ascii="Arial" w:hAnsi="Arial"/>
+        </w:rPr>
+      </w:pPr>
+    </w:p>
+    <w:p>
+      <w:pPr>
+        <w:spacing w:after="120"/>
+        <w:jc w:val="center"/>
+        <w:rPr>
+          <w:rFonts w:ascii="Arial" w:hAnsi="Arial"/>
+        </w:rPr>
+      </w:pPr>
+      <w:r>
+        <w:rPr>
+          <w:rFonts w:ascii="Arial" w:hAnsi="Arial"/>
+        </w:rPr>
+        <w:drawing>
+          <wp:inline distT="0" distB="0" distL="0" distR="0" wp14:anchorId="01A68578" wp14:editId="41252673">
+            <wp:extent cx="5760085" cy="2628900"/>
+            <wp:effectExtent l="0" t="0" r="0" b="0"/>
+            <wp:docPr id="611873928" name="Imagem 1"/>
+            <wp:cNvGraphicFramePr>
+              <a:graphicFrameLocks xmlns:a="http://schemas.openxmlformats.org/drawingml/2006/main" noChangeAspect="1"/>
+            </wp:cNvGraphicFramePr>
+            <a:graphic xmlns:a="http://schemas.openxmlformats.org/drawingml/2006/main">
+              <a:graphicData uri="http://schemas.openxmlformats.org/drawingml/2006/picture">
+                <pic:pic xmlns:pic="http://schemas.openxmlformats.org/drawingml/2006/picture">
+                  <pic:nvPicPr>
+                    <pic:cNvPr id="611873928" name=""/>
+                    <pic:cNvPicPr/>
+                  </pic:nvPicPr>
+                  <pic:blipFill>
+                    <a:blip r:embed="rId17"/>
+                    <a:stretch>
+                      <a:fillRect/>
+                    </a:stretch>
+                  </pic:blipFill>
+                  <pic:spPr>
+                    <a:xfrm>
+                      <a:off x="0" y="0"/>
+                      <a:ext cx="5760085" cy="2628900"/>
+                    </a:xfrm>
+                    <a:prstGeom prst="rect">
+                      <a:avLst/>
+                    </a:prstGeom>
+                  </pic:spPr>
+                </pic:pic>
+              </a:graphicData>
+            </a:graphic>
+          </wp:inline>
+        </w:drawing>
       </w:r>
     </w:p>
     <w:p>
@@ -11278,14 +11251,12 @@
         </w:rPr>
         <w:t xml:space="preserve">Etapa 1 - </w:t>
       </w:r>
-      <w:proofErr w:type="spellStart"/>
-      <w:r>
-        <w:rPr>
-          <w:rFonts w:ascii="Arial" w:hAnsi="Arial"/>
-        </w:rPr>
-        <w:t>Selecao</w:t>
-      </w:r>
-      <w:proofErr w:type="spellEnd"/>
+      <w:r>
+        <w:rPr>
+          <w:rFonts w:ascii="Arial" w:hAnsi="Arial"/>
+        </w:rPr>
+        <w:t>Seleção</w:t>
+      </w:r>
       <w:r>
         <w:rPr>
           <w:rFonts w:ascii="Arial" w:hAnsi="Arial"/>
@@ -11429,16 +11400,15 @@
         <w:rPr>
           <w:rFonts w:ascii="Arial" w:hAnsi="Arial"/>
         </w:rPr>
+        <w:lastRenderedPageBreak/>
         <w:t xml:space="preserve">Saidas e mensagens do sistema: Sistema habilita o avanco apenas quando a selecao </w:t>
       </w:r>
-      <w:proofErr w:type="gramStart"/>
-      <w:r>
-        <w:rPr>
-          <w:rFonts w:ascii="Arial" w:hAnsi="Arial"/>
-        </w:rPr>
-        <w:t>esta</w:t>
-      </w:r>
-      <w:proofErr w:type="gramEnd"/>
+      <w:r>
+        <w:rPr>
+          <w:rFonts w:ascii="Arial" w:hAnsi="Arial"/>
+        </w:rPr>
+        <w:t>está</w:t>
+      </w:r>
       <w:r>
         <w:rPr>
           <w:rFonts w:ascii="Arial" w:hAnsi="Arial"/>
@@ -11475,7 +11445,6 @@
         <w:rPr>
           <w:rFonts w:ascii="Arial" w:hAnsi="Arial"/>
         </w:rPr>
-        <w:lastRenderedPageBreak/>
         <w:t>Proxima tela: Etapa 2 - Especialidade.</w:t>
       </w:r>
     </w:p>
@@ -11494,14 +11463,12 @@
         </w:rPr>
         <w:t xml:space="preserve">Principios de IHC aplicados: Prevencao de erros, consistencia, reducao da carga de </w:t>
       </w:r>
-      <w:proofErr w:type="gramStart"/>
-      <w:r>
-        <w:rPr>
-          <w:rFonts w:ascii="Arial" w:hAnsi="Arial"/>
-        </w:rPr>
-        <w:t>memoria</w:t>
-      </w:r>
-      <w:proofErr w:type="gramEnd"/>
+      <w:r>
+        <w:rPr>
+          <w:rFonts w:ascii="Arial" w:hAnsi="Arial"/>
+        </w:rPr>
+        <w:t>memória</w:t>
+      </w:r>
       <w:r>
         <w:rPr>
           <w:rFonts w:ascii="Arial" w:hAnsi="Arial"/>
@@ -11515,16 +11482,145 @@
         <w:jc w:val="center"/>
         <w:rPr>
           <w:rFonts w:ascii="Arial" w:hAnsi="Arial"/>
-        </w:rPr>
-      </w:pPr>
-      <w:r>
-        <w:rPr>
-          <w:rFonts w:ascii="Arial" w:hAnsi="Arial"/>
           <w:i/>
           <w:color w:val="5A5A5A"/>
         </w:rPr>
+      </w:pPr>
+      <w:r>
+        <w:rPr>
+          <w:rFonts w:ascii="Arial" w:hAnsi="Arial"/>
+          <w:i/>
+          <w:color w:val="5A5A5A"/>
+        </w:rPr>
         <w:t>[INSERIR PRINT: 02-etapa-modalidade.png]</w:t>
       </w:r>
+    </w:p>
+    <w:p>
+      <w:pPr>
+        <w:spacing w:after="120"/>
+        <w:jc w:val="center"/>
+        <w:rPr>
+          <w:rFonts w:ascii="Arial" w:hAnsi="Arial"/>
+          <w:i/>
+          <w:color w:val="5A5A5A"/>
+        </w:rPr>
+      </w:pPr>
+    </w:p>
+    <w:p>
+      <w:pPr>
+        <w:spacing w:after="120"/>
+        <w:jc w:val="center"/>
+        <w:rPr>
+          <w:rFonts w:ascii="Arial" w:hAnsi="Arial"/>
+        </w:rPr>
+      </w:pPr>
+      <w:r>
+        <w:rPr>
+          <w:rFonts w:ascii="Arial" w:hAnsi="Arial"/>
+        </w:rPr>
+        <w:drawing>
+          <wp:inline distT="0" distB="0" distL="0" distR="0" wp14:anchorId="58AC8789" wp14:editId="08D1C7EC">
+            <wp:extent cx="5760085" cy="2654300"/>
+            <wp:effectExtent l="0" t="0" r="0" b="0"/>
+            <wp:docPr id="366915236" name="Imagem 1"/>
+            <wp:cNvGraphicFramePr>
+              <a:graphicFrameLocks xmlns:a="http://schemas.openxmlformats.org/drawingml/2006/main" noChangeAspect="1"/>
+            </wp:cNvGraphicFramePr>
+            <a:graphic xmlns:a="http://schemas.openxmlformats.org/drawingml/2006/main">
+              <a:graphicData uri="http://schemas.openxmlformats.org/drawingml/2006/picture">
+                <pic:pic xmlns:pic="http://schemas.openxmlformats.org/drawingml/2006/picture">
+                  <pic:nvPicPr>
+                    <pic:cNvPr id="366915236" name=""/>
+                    <pic:cNvPicPr/>
+                  </pic:nvPicPr>
+                  <pic:blipFill>
+                    <a:blip r:embed="rId18"/>
+                    <a:stretch>
+                      <a:fillRect/>
+                    </a:stretch>
+                  </pic:blipFill>
+                  <pic:spPr>
+                    <a:xfrm>
+                      <a:off x="0" y="0"/>
+                      <a:ext cx="5760085" cy="2654300"/>
+                    </a:xfrm>
+                    <a:prstGeom prst="rect">
+                      <a:avLst/>
+                    </a:prstGeom>
+                  </pic:spPr>
+                </pic:pic>
+              </a:graphicData>
+            </a:graphic>
+          </wp:inline>
+        </w:drawing>
+      </w:r>
+    </w:p>
+    <w:p>
+      <w:pPr>
+        <w:spacing w:after="120"/>
+        <w:jc w:val="center"/>
+        <w:rPr>
+          <w:rFonts w:ascii="Arial" w:hAnsi="Arial"/>
+        </w:rPr>
+      </w:pPr>
+    </w:p>
+    <w:p>
+      <w:pPr>
+        <w:spacing w:after="120"/>
+        <w:jc w:val="center"/>
+        <w:rPr>
+          <w:rFonts w:ascii="Arial" w:hAnsi="Arial"/>
+        </w:rPr>
+      </w:pPr>
+      <w:r>
+        <w:rPr>
+          <w:rFonts w:ascii="Arial" w:hAnsi="Arial"/>
+        </w:rPr>
+        <w:drawing>
+          <wp:inline distT="0" distB="0" distL="0" distR="0" wp14:anchorId="763B2BF0" wp14:editId="751650DC">
+            <wp:extent cx="5760085" cy="2616835"/>
+            <wp:effectExtent l="0" t="0" r="0" b="0"/>
+            <wp:docPr id="1578090322" name="Imagem 1"/>
+            <wp:cNvGraphicFramePr>
+              <a:graphicFrameLocks xmlns:a="http://schemas.openxmlformats.org/drawingml/2006/main" noChangeAspect="1"/>
+            </wp:cNvGraphicFramePr>
+            <a:graphic xmlns:a="http://schemas.openxmlformats.org/drawingml/2006/main">
+              <a:graphicData uri="http://schemas.openxmlformats.org/drawingml/2006/picture">
+                <pic:pic xmlns:pic="http://schemas.openxmlformats.org/drawingml/2006/picture">
+                  <pic:nvPicPr>
+                    <pic:cNvPr id="1578090322" name=""/>
+                    <pic:cNvPicPr/>
+                  </pic:nvPicPr>
+                  <pic:blipFill>
+                    <a:blip r:embed="rId19"/>
+                    <a:stretch>
+                      <a:fillRect/>
+                    </a:stretch>
+                  </pic:blipFill>
+                  <pic:spPr>
+                    <a:xfrm>
+                      <a:off x="0" y="0"/>
+                      <a:ext cx="5760085" cy="2616835"/>
+                    </a:xfrm>
+                    <a:prstGeom prst="rect">
+                      <a:avLst/>
+                    </a:prstGeom>
+                  </pic:spPr>
+                </pic:pic>
+              </a:graphicData>
+            </a:graphic>
+          </wp:inline>
+        </w:drawing>
+      </w:r>
+    </w:p>
+    <w:p>
+      <w:pPr>
+        <w:spacing w:after="120"/>
+        <w:jc w:val="center"/>
+        <w:rPr>
+          <w:rFonts w:ascii="Arial" w:hAnsi="Arial"/>
+        </w:rPr>
+      </w:pPr>
     </w:p>
     <w:p>
       <w:pPr>
@@ -11559,14 +11655,12 @@
         </w:rPr>
         <w:t xml:space="preserve">Objetivo: Permitir que o usuario selecione a especialidade </w:t>
       </w:r>
-      <w:proofErr w:type="gramStart"/>
-      <w:r>
-        <w:rPr>
-          <w:rFonts w:ascii="Arial" w:hAnsi="Arial"/>
-        </w:rPr>
-        <w:t>medica</w:t>
-      </w:r>
-      <w:proofErr w:type="gramEnd"/>
+      <w:r>
+        <w:rPr>
+          <w:rFonts w:ascii="Arial" w:hAnsi="Arial"/>
+        </w:rPr>
+        <w:t>médica</w:t>
+      </w:r>
       <w:r>
         <w:rPr>
           <w:rFonts w:ascii="Arial" w:hAnsi="Arial"/>
@@ -11586,6 +11680,7 @@
         <w:rPr>
           <w:rFonts w:ascii="Arial" w:hAnsi="Arial"/>
         </w:rPr>
+        <w:lastRenderedPageBreak/>
         <w:t>Elementos da interface:</w:t>
       </w:r>
     </w:p>
@@ -11695,14 +11790,12 @@
         </w:rPr>
         <w:t xml:space="preserve">Saidas e mensagens do sistema: Sistema carrega os </w:t>
       </w:r>
-      <w:proofErr w:type="gramStart"/>
-      <w:r>
-        <w:rPr>
-          <w:rFonts w:ascii="Arial" w:hAnsi="Arial"/>
-        </w:rPr>
-        <w:t>medicos</w:t>
-      </w:r>
-      <w:proofErr w:type="gramEnd"/>
+      <w:r>
+        <w:rPr>
+          <w:rFonts w:ascii="Arial" w:hAnsi="Arial"/>
+        </w:rPr>
+        <w:t>médicos</w:t>
+      </w:r>
       <w:r>
         <w:rPr>
           <w:rFonts w:ascii="Arial" w:hAnsi="Arial"/>
@@ -11723,21 +11816,7 @@
         <w:rPr>
           <w:rFonts w:ascii="Arial" w:hAnsi="Arial"/>
         </w:rPr>
-        <w:t xml:space="preserve">Botoes disponiveis: Voltar; </w:t>
-      </w:r>
-      <w:proofErr w:type="gramStart"/>
-      <w:r>
-        <w:rPr>
-          <w:rFonts w:ascii="Arial" w:hAnsi="Arial"/>
-        </w:rPr>
-        <w:t>Desistir</w:t>
-      </w:r>
-      <w:proofErr w:type="gramEnd"/>
-      <w:r>
-        <w:rPr>
-          <w:rFonts w:ascii="Arial" w:hAnsi="Arial"/>
-        </w:rPr>
-        <w:t>; card de especialidade.</w:t>
+        <w:t>Botoes disponiveis: Voltar; Desistir; card de especialidade.</w:t>
       </w:r>
     </w:p>
     <w:p>
@@ -11755,14 +11834,12 @@
         </w:rPr>
         <w:t xml:space="preserve">Proxima tela: Etapa 3 - </w:t>
       </w:r>
-      <w:proofErr w:type="gramStart"/>
-      <w:r>
-        <w:rPr>
-          <w:rFonts w:ascii="Arial" w:hAnsi="Arial"/>
-        </w:rPr>
-        <w:t>Medico</w:t>
-      </w:r>
-      <w:proofErr w:type="gramEnd"/>
+      <w:r>
+        <w:rPr>
+          <w:rFonts w:ascii="Arial" w:hAnsi="Arial"/>
+        </w:rPr>
+        <w:t>Médico</w:t>
+      </w:r>
       <w:r>
         <w:rPr>
           <w:rFonts w:ascii="Arial" w:hAnsi="Arial"/>
@@ -11792,15 +11869,77 @@
         <w:jc w:val="center"/>
         <w:rPr>
           <w:rFonts w:ascii="Arial" w:hAnsi="Arial"/>
-        </w:rPr>
-      </w:pPr>
-      <w:r>
-        <w:rPr>
-          <w:rFonts w:ascii="Arial" w:hAnsi="Arial"/>
           <w:i/>
           <w:color w:val="5A5A5A"/>
         </w:rPr>
+      </w:pPr>
+      <w:r>
+        <w:rPr>
+          <w:rFonts w:ascii="Arial" w:hAnsi="Arial"/>
+          <w:i/>
+          <w:color w:val="5A5A5A"/>
+        </w:rPr>
         <w:t>[INSERIR PRINT: 03-etapa-especialidade.png]</w:t>
+      </w:r>
+    </w:p>
+    <w:p>
+      <w:pPr>
+        <w:spacing w:after="120"/>
+        <w:jc w:val="center"/>
+        <w:rPr>
+          <w:rFonts w:ascii="Arial" w:hAnsi="Arial"/>
+          <w:i/>
+          <w:color w:val="5A5A5A"/>
+        </w:rPr>
+      </w:pPr>
+    </w:p>
+    <w:p>
+      <w:pPr>
+        <w:spacing w:after="120"/>
+        <w:jc w:val="center"/>
+        <w:rPr>
+          <w:rFonts w:ascii="Arial" w:hAnsi="Arial"/>
+        </w:rPr>
+      </w:pPr>
+      <w:r>
+        <w:rPr>
+          <w:rFonts w:ascii="Arial" w:hAnsi="Arial"/>
+        </w:rPr>
+        <w:drawing>
+          <wp:inline distT="0" distB="0" distL="0" distR="0" wp14:anchorId="4C67DFE5" wp14:editId="02367179">
+            <wp:extent cx="5760085" cy="2614930"/>
+            <wp:effectExtent l="0" t="0" r="0" b="0"/>
+            <wp:docPr id="205972626" name="Imagem 1"/>
+            <wp:cNvGraphicFramePr>
+              <a:graphicFrameLocks xmlns:a="http://schemas.openxmlformats.org/drawingml/2006/main" noChangeAspect="1"/>
+            </wp:cNvGraphicFramePr>
+            <a:graphic xmlns:a="http://schemas.openxmlformats.org/drawingml/2006/main">
+              <a:graphicData uri="http://schemas.openxmlformats.org/drawingml/2006/picture">
+                <pic:pic xmlns:pic="http://schemas.openxmlformats.org/drawingml/2006/picture">
+                  <pic:nvPicPr>
+                    <pic:cNvPr id="205972626" name=""/>
+                    <pic:cNvPicPr/>
+                  </pic:nvPicPr>
+                  <pic:blipFill>
+                    <a:blip r:embed="rId20"/>
+                    <a:stretch>
+                      <a:fillRect/>
+                    </a:stretch>
+                  </pic:blipFill>
+                  <pic:spPr>
+                    <a:xfrm>
+                      <a:off x="0" y="0"/>
+                      <a:ext cx="5760085" cy="2614930"/>
+                    </a:xfrm>
+                    <a:prstGeom prst="rect">
+                      <a:avLst/>
+                    </a:prstGeom>
+                  </pic:spPr>
+                </pic:pic>
+              </a:graphicData>
+            </a:graphic>
+          </wp:inline>
+        </w:drawing>
       </w:r>
     </w:p>
     <w:p>
@@ -11819,29 +11958,25 @@
         </w:rPr>
         <w:t xml:space="preserve">Etapa 3 - </w:t>
       </w:r>
-      <w:proofErr w:type="spellStart"/>
-      <w:r>
-        <w:rPr>
-          <w:rFonts w:ascii="Arial" w:hAnsi="Arial"/>
-        </w:rPr>
-        <w:t>Selecao</w:t>
-      </w:r>
-      <w:proofErr w:type="spellEnd"/>
+      <w:r>
+        <w:rPr>
+          <w:rFonts w:ascii="Arial" w:hAnsi="Arial"/>
+        </w:rPr>
+        <w:t>Seleção</w:t>
+      </w:r>
       <w:r>
         <w:rPr>
           <w:rFonts w:ascii="Arial" w:hAnsi="Arial"/>
         </w:rPr>
         <w:t xml:space="preserve"> do </w:t>
       </w:r>
-      <w:proofErr w:type="gramStart"/>
-      <w:r>
-        <w:rPr>
-          <w:rFonts w:ascii="Arial" w:hAnsi="Arial"/>
-        </w:rPr>
-        <w:t>medico</w:t>
-      </w:r>
       <w:bookmarkEnd w:id="24"/>
-      <w:proofErr w:type="gramEnd"/>
+      <w:r>
+        <w:rPr>
+          <w:rFonts w:ascii="Arial" w:hAnsi="Arial"/>
+        </w:rPr>
+        <w:t>médico</w:t>
+      </w:r>
     </w:p>
     <w:p>
       <w:pPr>
@@ -11858,47 +11993,29 @@
         </w:rPr>
         <w:t xml:space="preserve">Objetivo: Permitir escolha de </w:t>
       </w:r>
-      <w:proofErr w:type="gramStart"/>
-      <w:r>
-        <w:rPr>
-          <w:rFonts w:ascii="Arial" w:hAnsi="Arial"/>
-        </w:rPr>
-        <w:t>medico</w:t>
-      </w:r>
-      <w:proofErr w:type="gramEnd"/>
+      <w:r>
+        <w:rPr>
+          <w:rFonts w:ascii="Arial" w:hAnsi="Arial"/>
+        </w:rPr>
+        <w:t>médico</w:t>
+      </w:r>
       <w:r>
         <w:rPr>
           <w:rFonts w:ascii="Arial" w:hAnsi="Arial"/>
         </w:rPr>
         <w:t xml:space="preserve"> </w:t>
       </w:r>
-      <w:proofErr w:type="gramStart"/>
-      <w:r>
-        <w:rPr>
-          <w:rFonts w:ascii="Arial" w:hAnsi="Arial"/>
-        </w:rPr>
-        <w:t>especifico</w:t>
-      </w:r>
-      <w:proofErr w:type="gramEnd"/>
-      <w:r>
-        <w:rPr>
-          <w:rFonts w:ascii="Arial" w:hAnsi="Arial"/>
-        </w:rPr>
-        <w:t xml:space="preserve"> ou continuidade sem </w:t>
-      </w:r>
-      <w:proofErr w:type="gramStart"/>
-      <w:r>
-        <w:rPr>
-          <w:rFonts w:ascii="Arial" w:hAnsi="Arial"/>
-        </w:rPr>
-        <w:t>preferencia</w:t>
-      </w:r>
-      <w:proofErr w:type="gramEnd"/>
-      <w:r>
-        <w:rPr>
-          <w:rFonts w:ascii="Arial" w:hAnsi="Arial"/>
-        </w:rPr>
-        <w:t>.</w:t>
+      <w:r>
+        <w:rPr>
+          <w:rFonts w:ascii="Arial" w:hAnsi="Arial"/>
+        </w:rPr>
+        <w:t>específico</w:t>
+      </w:r>
+      <w:r>
+        <w:rPr>
+          <w:rFonts w:ascii="Arial" w:hAnsi="Arial"/>
+        </w:rPr>
+        <w:t xml:space="preserve"> ou continuidade sem preferencia.</w:t>
       </w:r>
     </w:p>
     <w:p>
@@ -11928,50 +12045,23 @@
         <w:rPr>
           <w:rFonts w:ascii="Arial" w:hAnsi="Arial"/>
         </w:rPr>
-        <w:t xml:space="preserve">- Cards de </w:t>
-      </w:r>
-      <w:proofErr w:type="gramStart"/>
-      <w:r>
-        <w:rPr>
-          <w:rFonts w:ascii="Arial" w:hAnsi="Arial"/>
-        </w:rPr>
-        <w:t>medicos</w:t>
-      </w:r>
-      <w:proofErr w:type="gramEnd"/>
-      <w:r>
-        <w:rPr>
-          <w:rFonts w:ascii="Arial" w:hAnsi="Arial"/>
-        </w:rPr>
-        <w:t xml:space="preserve"> com nome, CRM e especialidade.</w:t>
-      </w:r>
-    </w:p>
-    <w:p>
-      <w:pPr>
-        <w:spacing w:after="120" w:line="360" w:lineRule="auto"/>
-        <w:jc w:val="both"/>
-        <w:rPr>
-          <w:rFonts w:ascii="Arial" w:hAnsi="Arial"/>
-        </w:rPr>
-      </w:pPr>
-      <w:r>
-        <w:rPr>
-          <w:rFonts w:ascii="Arial" w:hAnsi="Arial"/>
-        </w:rPr>
-        <w:t xml:space="preserve">- Botao Seguir sem </w:t>
-      </w:r>
-      <w:proofErr w:type="gramStart"/>
-      <w:r>
-        <w:rPr>
-          <w:rFonts w:ascii="Arial" w:hAnsi="Arial"/>
-        </w:rPr>
-        <w:t>preferencia</w:t>
-      </w:r>
-      <w:proofErr w:type="gramEnd"/>
-      <w:r>
-        <w:rPr>
-          <w:rFonts w:ascii="Arial" w:hAnsi="Arial"/>
-        </w:rPr>
-        <w:t>.</w:t>
+        <w:lastRenderedPageBreak/>
+        <w:t>- Cards de medicos com nome, CRM e especialidade.</w:t>
+      </w:r>
+    </w:p>
+    <w:p>
+      <w:pPr>
+        <w:spacing w:after="120" w:line="360" w:lineRule="auto"/>
+        <w:jc w:val="both"/>
+        <w:rPr>
+          <w:rFonts w:ascii="Arial" w:hAnsi="Arial"/>
+        </w:rPr>
+      </w:pPr>
+      <w:r>
+        <w:rPr>
+          <w:rFonts w:ascii="Arial" w:hAnsi="Arial"/>
+        </w:rPr>
+        <w:t>- Botao Seguir sem preferencia.</w:t>
       </w:r>
     </w:p>
     <w:p>
@@ -12001,22 +12091,7 @@
         <w:rPr>
           <w:rFonts w:ascii="Arial" w:hAnsi="Arial"/>
         </w:rPr>
-        <w:lastRenderedPageBreak/>
-        <w:t xml:space="preserve">- Estado sem </w:t>
-      </w:r>
-      <w:proofErr w:type="gramStart"/>
-      <w:r>
-        <w:rPr>
-          <w:rFonts w:ascii="Arial" w:hAnsi="Arial"/>
-        </w:rPr>
-        <w:t>medicos</w:t>
-      </w:r>
-      <w:proofErr w:type="gramEnd"/>
-      <w:r>
-        <w:rPr>
-          <w:rFonts w:ascii="Arial" w:hAnsi="Arial"/>
-        </w:rPr>
-        <w:t>.</w:t>
+        <w:t>- Estado sem medicos.</w:t>
       </w:r>
     </w:p>
     <w:p>
@@ -12032,35 +12107,7 @@
         <w:rPr>
           <w:rFonts w:ascii="Arial" w:hAnsi="Arial"/>
         </w:rPr>
-        <w:t xml:space="preserve">Entradas do usuario: Clique em </w:t>
-      </w:r>
-      <w:proofErr w:type="gramStart"/>
-      <w:r>
-        <w:rPr>
-          <w:rFonts w:ascii="Arial" w:hAnsi="Arial"/>
-        </w:rPr>
-        <w:t>medico</w:t>
-      </w:r>
-      <w:proofErr w:type="gramEnd"/>
-      <w:r>
-        <w:rPr>
-          <w:rFonts w:ascii="Arial" w:hAnsi="Arial"/>
-        </w:rPr>
-        <w:t xml:space="preserve"> ou em seguir sem </w:t>
-      </w:r>
-      <w:proofErr w:type="gramStart"/>
-      <w:r>
-        <w:rPr>
-          <w:rFonts w:ascii="Arial" w:hAnsi="Arial"/>
-        </w:rPr>
-        <w:t>preferencia</w:t>
-      </w:r>
-      <w:proofErr w:type="gramEnd"/>
-      <w:r>
-        <w:rPr>
-          <w:rFonts w:ascii="Arial" w:hAnsi="Arial"/>
-        </w:rPr>
-        <w:t>.</w:t>
+        <w:t>Entradas do usuario: Clique em medico ou em seguir sem preferencia.</w:t>
       </w:r>
     </w:p>
     <w:p>
@@ -12092,49 +12139,7 @@
         <w:rPr>
           <w:rFonts w:ascii="Arial" w:hAnsi="Arial"/>
         </w:rPr>
-        <w:t xml:space="preserve">Botoes disponiveis: Selecionar </w:t>
-      </w:r>
-      <w:proofErr w:type="gramStart"/>
-      <w:r>
-        <w:rPr>
-          <w:rFonts w:ascii="Arial" w:hAnsi="Arial"/>
-        </w:rPr>
-        <w:t>medico</w:t>
-      </w:r>
-      <w:proofErr w:type="gramEnd"/>
-      <w:r>
-        <w:rPr>
-          <w:rFonts w:ascii="Arial" w:hAnsi="Arial"/>
-        </w:rPr>
-        <w:t xml:space="preserve">; </w:t>
-      </w:r>
-      <w:proofErr w:type="gramStart"/>
-      <w:r>
-        <w:rPr>
-          <w:rFonts w:ascii="Arial" w:hAnsi="Arial"/>
-        </w:rPr>
-        <w:t>Seguir</w:t>
-      </w:r>
-      <w:proofErr w:type="gramEnd"/>
-      <w:r>
-        <w:rPr>
-          <w:rFonts w:ascii="Arial" w:hAnsi="Arial"/>
-        </w:rPr>
-        <w:t xml:space="preserve"> sem </w:t>
-      </w:r>
-      <w:proofErr w:type="gramStart"/>
-      <w:r>
-        <w:rPr>
-          <w:rFonts w:ascii="Arial" w:hAnsi="Arial"/>
-        </w:rPr>
-        <w:t>preferencia</w:t>
-      </w:r>
-      <w:proofErr w:type="gramEnd"/>
-      <w:r>
-        <w:rPr>
-          <w:rFonts w:ascii="Arial" w:hAnsi="Arial"/>
-        </w:rPr>
-        <w:t>; Voltar; Desistir.</w:t>
+        <w:t>Botoes disponiveis: Selecionar medico; Seguir sem preferencia; Voltar; Desistir.</w:t>
       </w:r>
     </w:p>
     <w:p>
@@ -12175,15 +12180,77 @@
         <w:jc w:val="center"/>
         <w:rPr>
           <w:rFonts w:ascii="Arial" w:hAnsi="Arial"/>
-        </w:rPr>
-      </w:pPr>
-      <w:r>
-        <w:rPr>
-          <w:rFonts w:ascii="Arial" w:hAnsi="Arial"/>
           <w:i/>
           <w:color w:val="5A5A5A"/>
         </w:rPr>
+      </w:pPr>
+      <w:r>
+        <w:rPr>
+          <w:rFonts w:ascii="Arial" w:hAnsi="Arial"/>
+          <w:i/>
+          <w:color w:val="5A5A5A"/>
+        </w:rPr>
         <w:t>[INSERIR PRINT: 04-etapa-medico.png]</w:t>
+      </w:r>
+    </w:p>
+    <w:p>
+      <w:pPr>
+        <w:spacing w:after="120"/>
+        <w:jc w:val="center"/>
+        <w:rPr>
+          <w:rFonts w:ascii="Arial" w:hAnsi="Arial"/>
+          <w:i/>
+          <w:color w:val="5A5A5A"/>
+        </w:rPr>
+      </w:pPr>
+    </w:p>
+    <w:p>
+      <w:pPr>
+        <w:spacing w:after="120"/>
+        <w:jc w:val="center"/>
+        <w:rPr>
+          <w:rFonts w:ascii="Arial" w:hAnsi="Arial"/>
+        </w:rPr>
+      </w:pPr>
+      <w:r>
+        <w:rPr>
+          <w:rFonts w:ascii="Arial" w:hAnsi="Arial"/>
+        </w:rPr>
+        <w:drawing>
+          <wp:inline distT="0" distB="0" distL="0" distR="0" wp14:anchorId="3C2EC810" wp14:editId="3C4E8A1B">
+            <wp:extent cx="5760085" cy="2588895"/>
+            <wp:effectExtent l="0" t="0" r="0" b="1905"/>
+            <wp:docPr id="1719814387" name="Imagem 1"/>
+            <wp:cNvGraphicFramePr>
+              <a:graphicFrameLocks xmlns:a="http://schemas.openxmlformats.org/drawingml/2006/main" noChangeAspect="1"/>
+            </wp:cNvGraphicFramePr>
+            <a:graphic xmlns:a="http://schemas.openxmlformats.org/drawingml/2006/main">
+              <a:graphicData uri="http://schemas.openxmlformats.org/drawingml/2006/picture">
+                <pic:pic xmlns:pic="http://schemas.openxmlformats.org/drawingml/2006/picture">
+                  <pic:nvPicPr>
+                    <pic:cNvPr id="1719814387" name=""/>
+                    <pic:cNvPicPr/>
+                  </pic:nvPicPr>
+                  <pic:blipFill>
+                    <a:blip r:embed="rId21"/>
+                    <a:stretch>
+                      <a:fillRect/>
+                    </a:stretch>
+                  </pic:blipFill>
+                  <pic:spPr>
+                    <a:xfrm>
+                      <a:off x="0" y="0"/>
+                      <a:ext cx="5760085" cy="2588895"/>
+                    </a:xfrm>
+                    <a:prstGeom prst="rect">
+                      <a:avLst/>
+                    </a:prstGeom>
+                  </pic:spPr>
+                </pic:pic>
+              </a:graphicData>
+            </a:graphic>
+          </wp:inline>
+        </w:drawing>
       </w:r>
     </w:p>
     <w:p>
@@ -12217,21 +12284,7 @@
         <w:rPr>
           <w:rFonts w:ascii="Arial" w:hAnsi="Arial"/>
         </w:rPr>
-        <w:t xml:space="preserve">Objetivo: Apresentar as </w:t>
-      </w:r>
-      <w:proofErr w:type="spellStart"/>
-      <w:r>
-        <w:rPr>
-          <w:rFonts w:ascii="Arial" w:hAnsi="Arial"/>
-        </w:rPr>
-        <w:t>tres</w:t>
-      </w:r>
-      <w:proofErr w:type="spellEnd"/>
-      <w:r>
-        <w:rPr>
-          <w:rFonts w:ascii="Arial" w:hAnsi="Arial"/>
-        </w:rPr>
-        <w:t xml:space="preserve"> primeiras agendas disponiveis e permitir escolha.</w:t>
+        <w:t>Objetivo: Apresentar as tres primeiras agendas disponiveis e permitir escolha.</w:t>
       </w:r>
     </w:p>
     <w:p>
@@ -12263,14 +12316,12 @@
         </w:rPr>
         <w:t xml:space="preserve">- Cards de agenda com data, horario e </w:t>
       </w:r>
-      <w:proofErr w:type="gramStart"/>
-      <w:r>
-        <w:rPr>
-          <w:rFonts w:ascii="Arial" w:hAnsi="Arial"/>
-        </w:rPr>
-        <w:t>medico</w:t>
-      </w:r>
-      <w:proofErr w:type="gramEnd"/>
+      <w:r>
+        <w:rPr>
+          <w:rFonts w:ascii="Arial" w:hAnsi="Arial"/>
+        </w:rPr>
+        <w:t>médico</w:t>
+      </w:r>
       <w:r>
         <w:rPr>
           <w:rFonts w:ascii="Arial" w:hAnsi="Arial"/>
@@ -12336,6 +12387,7 @@
         <w:rPr>
           <w:rFonts w:ascii="Arial" w:hAnsi="Arial"/>
         </w:rPr>
+        <w:lastRenderedPageBreak/>
         <w:t>Entradas do usuario: Selecionar horario, pedir mais horarios ou entrar na lista de espera.</w:t>
       </w:r>
     </w:p>
@@ -12368,21 +12420,7 @@
         <w:rPr>
           <w:rFonts w:ascii="Arial" w:hAnsi="Arial"/>
         </w:rPr>
-        <w:t xml:space="preserve">Botoes disponiveis: Selecionar; </w:t>
-      </w:r>
-      <w:proofErr w:type="gramStart"/>
-      <w:r>
-        <w:rPr>
-          <w:rFonts w:ascii="Arial" w:hAnsi="Arial"/>
-        </w:rPr>
-        <w:t>Ver</w:t>
-      </w:r>
-      <w:proofErr w:type="gramEnd"/>
-      <w:r>
-        <w:rPr>
-          <w:rFonts w:ascii="Arial" w:hAnsi="Arial"/>
-        </w:rPr>
-        <w:t xml:space="preserve"> outros horarios; Lista de espera; Voltar; Desistir.</w:t>
+        <w:t>Botoes disponiveis: Selecionar; Ver outros horarios; Lista de espera; Voltar; Desistir.</w:t>
       </w:r>
     </w:p>
     <w:p>
@@ -12448,21 +12486,7 @@
         <w:rPr>
           <w:rFonts w:ascii="Arial" w:hAnsi="Arial"/>
         </w:rPr>
-        <w:t xml:space="preserve">Etapa 5 - </w:t>
-      </w:r>
-      <w:proofErr w:type="spellStart"/>
-      <w:r>
-        <w:rPr>
-          <w:rFonts w:ascii="Arial" w:hAnsi="Arial"/>
-        </w:rPr>
-        <w:t>Identificacao</w:t>
-      </w:r>
-      <w:proofErr w:type="spellEnd"/>
-      <w:r>
-        <w:rPr>
-          <w:rFonts w:ascii="Arial" w:hAnsi="Arial"/>
-        </w:rPr>
-        <w:t xml:space="preserve"> do paciente</w:t>
+        <w:t>Etapa 5 - Identificacao do paciente</w:t>
       </w:r>
       <w:bookmarkEnd w:id="26"/>
     </w:p>
@@ -12509,7 +12533,6 @@
         <w:rPr>
           <w:rFonts w:ascii="Arial" w:hAnsi="Arial"/>
         </w:rPr>
-        <w:lastRenderedPageBreak/>
         <w:t>- Campos Nome do paciente e Nome da mae.</w:t>
       </w:r>
     </w:p>
@@ -12618,21 +12641,7 @@
         <w:rPr>
           <w:rFonts w:ascii="Arial" w:hAnsi="Arial"/>
         </w:rPr>
-        <w:t xml:space="preserve">Botoes disponiveis: Buscar; Selecionar; </w:t>
-      </w:r>
-      <w:proofErr w:type="gramStart"/>
-      <w:r>
-        <w:rPr>
-          <w:rFonts w:ascii="Arial" w:hAnsi="Arial"/>
-        </w:rPr>
-        <w:t>Cadastrar</w:t>
-      </w:r>
-      <w:proofErr w:type="gramEnd"/>
-      <w:r>
-        <w:rPr>
-          <w:rFonts w:ascii="Arial" w:hAnsi="Arial"/>
-        </w:rPr>
-        <w:t xml:space="preserve"> novo paciente; Voltar; Desistir.</w:t>
+        <w:t>Botoes disponiveis: Buscar; Selecionar; Cadastrar novo paciente; Voltar; Desistir.</w:t>
       </w:r>
     </w:p>
     <w:p>
@@ -12715,6 +12724,7 @@
         <w:rPr>
           <w:rFonts w:ascii="Arial" w:hAnsi="Arial"/>
         </w:rPr>
+        <w:lastRenderedPageBreak/>
         <w:t>Objetivo: Cadastrar paciente quando a busca nao encontra registro existente.</w:t>
       </w:r>
     </w:p>
@@ -12874,22 +12884,7 @@
         <w:rPr>
           <w:rFonts w:ascii="Arial" w:hAnsi="Arial"/>
         </w:rPr>
-        <w:lastRenderedPageBreak/>
-        <w:t xml:space="preserve">Etapa 6 - </w:t>
-      </w:r>
-      <w:proofErr w:type="spellStart"/>
-      <w:r>
-        <w:rPr>
-          <w:rFonts w:ascii="Arial" w:hAnsi="Arial"/>
-        </w:rPr>
-        <w:t>Revisao</w:t>
-      </w:r>
-      <w:proofErr w:type="spellEnd"/>
-      <w:r>
-        <w:rPr>
-          <w:rFonts w:ascii="Arial" w:hAnsi="Arial"/>
-        </w:rPr>
-        <w:t xml:space="preserve"> e confirmacao</w:t>
+        <w:t>Etapa 6 - Revisao e confirmacao</w:t>
       </w:r>
       <w:bookmarkEnd w:id="28"/>
     </w:p>
@@ -12936,21 +12931,7 @@
         <w:rPr>
           <w:rFonts w:ascii="Arial" w:hAnsi="Arial"/>
         </w:rPr>
-        <w:t xml:space="preserve">- Resumo de modalidade, plano, especialidade, </w:t>
-      </w:r>
-      <w:proofErr w:type="gramStart"/>
-      <w:r>
-        <w:rPr>
-          <w:rFonts w:ascii="Arial" w:hAnsi="Arial"/>
-        </w:rPr>
-        <w:t>medico</w:t>
-      </w:r>
-      <w:proofErr w:type="gramEnd"/>
-      <w:r>
-        <w:rPr>
-          <w:rFonts w:ascii="Arial" w:hAnsi="Arial"/>
-        </w:rPr>
-        <w:t>, data, horario e paciente.</w:t>
+        <w:t>- Resumo de modalidade, plano, especialidade, medico, data, horario e paciente.</w:t>
       </w:r>
     </w:p>
     <w:p>
@@ -13111,21 +13092,8 @@
         <w:rPr>
           <w:rFonts w:ascii="Arial" w:hAnsi="Arial"/>
         </w:rPr>
-        <w:t xml:space="preserve">Objetivo: Mostrar o </w:t>
-      </w:r>
-      <w:proofErr w:type="gramStart"/>
-      <w:r>
-        <w:rPr>
-          <w:rFonts w:ascii="Arial" w:hAnsi="Arial"/>
-        </w:rPr>
-        <w:t>resultado final</w:t>
-      </w:r>
-      <w:proofErr w:type="gramEnd"/>
-      <w:r>
-        <w:rPr>
-          <w:rFonts w:ascii="Arial" w:hAnsi="Arial"/>
-        </w:rPr>
-        <w:t xml:space="preserve"> da transacao de agendamento.</w:t>
+        <w:lastRenderedPageBreak/>
+        <w:t>Objetivo: Mostrar o resultado final da transacao de agendamento.</w:t>
       </w:r>
     </w:p>
     <w:p>
@@ -13155,21 +13123,7 @@
         <w:rPr>
           <w:rFonts w:ascii="Arial" w:hAnsi="Arial"/>
         </w:rPr>
-        <w:t xml:space="preserve">- Comprovante com codigo, paciente, </w:t>
-      </w:r>
-      <w:proofErr w:type="gramStart"/>
-      <w:r>
-        <w:rPr>
-          <w:rFonts w:ascii="Arial" w:hAnsi="Arial"/>
-        </w:rPr>
-        <w:t>medico</w:t>
-      </w:r>
-      <w:proofErr w:type="gramEnd"/>
-      <w:r>
-        <w:rPr>
-          <w:rFonts w:ascii="Arial" w:hAnsi="Arial"/>
-        </w:rPr>
-        <w:t>, especialidade, data, horario, modalidade e plano.</w:t>
+        <w:t>- Comprovante com codigo, paciente, medico, especialidade, data, horario, modalidade e plano.</w:t>
       </w:r>
     </w:p>
     <w:p>
@@ -13215,21 +13169,7 @@
         <w:rPr>
           <w:rFonts w:ascii="Arial" w:hAnsi="Arial"/>
         </w:rPr>
-        <w:t xml:space="preserve">Entradas do usuario: Clique para novo agendamento ou retorno ao </w:t>
-      </w:r>
-      <w:proofErr w:type="gramStart"/>
-      <w:r>
-        <w:rPr>
-          <w:rFonts w:ascii="Arial" w:hAnsi="Arial"/>
-        </w:rPr>
-        <w:t>inicio</w:t>
-      </w:r>
-      <w:proofErr w:type="gramEnd"/>
-      <w:r>
-        <w:rPr>
-          <w:rFonts w:ascii="Arial" w:hAnsi="Arial"/>
-        </w:rPr>
-        <w:t>.</w:t>
+        <w:t>Entradas do usuario: Clique para novo agendamento ou retorno ao inicio.</w:t>
       </w:r>
     </w:p>
     <w:p>
@@ -13261,35 +13201,7 @@
         <w:rPr>
           <w:rFonts w:ascii="Arial" w:hAnsi="Arial"/>
         </w:rPr>
-        <w:t xml:space="preserve">Botoes disponiveis: Fazer novo agendamento; </w:t>
-      </w:r>
-      <w:proofErr w:type="gramStart"/>
-      <w:r>
-        <w:rPr>
-          <w:rFonts w:ascii="Arial" w:hAnsi="Arial"/>
-        </w:rPr>
-        <w:t>Voltar</w:t>
-      </w:r>
-      <w:proofErr w:type="gramEnd"/>
-      <w:r>
-        <w:rPr>
-          <w:rFonts w:ascii="Arial" w:hAnsi="Arial"/>
-        </w:rPr>
-        <w:t xml:space="preserve"> ao </w:t>
-      </w:r>
-      <w:proofErr w:type="gramStart"/>
-      <w:r>
-        <w:rPr>
-          <w:rFonts w:ascii="Arial" w:hAnsi="Arial"/>
-        </w:rPr>
-        <w:t>inicio</w:t>
-      </w:r>
-      <w:proofErr w:type="gramEnd"/>
-      <w:r>
-        <w:rPr>
-          <w:rFonts w:ascii="Arial" w:hAnsi="Arial"/>
-        </w:rPr>
-        <w:t>.</w:t>
+        <w:t>Botoes disponiveis: Fazer novo agendamento; Voltar ao inicio.</w:t>
       </w:r>
     </w:p>
     <w:p>
@@ -13321,21 +13233,7 @@
         <w:rPr>
           <w:rFonts w:ascii="Arial" w:hAnsi="Arial"/>
         </w:rPr>
-        <w:t xml:space="preserve">Principios de IHC aplicados: Feedback final, eficacia, reducao da carga de </w:t>
-      </w:r>
-      <w:proofErr w:type="gramStart"/>
-      <w:r>
-        <w:rPr>
-          <w:rFonts w:ascii="Arial" w:hAnsi="Arial"/>
-        </w:rPr>
-        <w:t>memoria</w:t>
-      </w:r>
-      <w:proofErr w:type="gramEnd"/>
-      <w:r>
-        <w:rPr>
-          <w:rFonts w:ascii="Arial" w:hAnsi="Arial"/>
-        </w:rPr>
-        <w:t>.</w:t>
+        <w:t>Principios de IHC aplicados: Feedback final, eficacia, reducao da carga de memoria.</w:t>
       </w:r>
     </w:p>
     <w:p>
@@ -13352,7 +13250,6 @@
           <w:i/>
           <w:color w:val="5A5A5A"/>
         </w:rPr>
-        <w:lastRenderedPageBreak/>
         <w:t>[INSERIR PRINT: 09-comprovante-agendamento.png]</w:t>
       </w:r>
     </w:p>
@@ -13387,21 +13284,7 @@
         <w:rPr>
           <w:rFonts w:ascii="Arial" w:hAnsi="Arial"/>
         </w:rPr>
-        <w:t xml:space="preserve">Objetivo: Registrar interesse quando nao </w:t>
-      </w:r>
-      <w:proofErr w:type="gramStart"/>
-      <w:r>
-        <w:rPr>
-          <w:rFonts w:ascii="Arial" w:hAnsi="Arial"/>
-        </w:rPr>
-        <w:t>ha</w:t>
-      </w:r>
-      <w:proofErr w:type="gramEnd"/>
-      <w:r>
-        <w:rPr>
-          <w:rFonts w:ascii="Arial" w:hAnsi="Arial"/>
-        </w:rPr>
-        <w:t xml:space="preserve"> horario adequado.</w:t>
+        <w:t>Objetivo: Registrar interesse quando nao ha horario adequado.</w:t>
       </w:r>
     </w:p>
     <w:p>
@@ -13431,21 +13314,7 @@
         <w:rPr>
           <w:rFonts w:ascii="Arial" w:hAnsi="Arial"/>
         </w:rPr>
-        <w:t xml:space="preserve">- Resumo da especialidade e </w:t>
-      </w:r>
-      <w:proofErr w:type="gramStart"/>
-      <w:r>
-        <w:rPr>
-          <w:rFonts w:ascii="Arial" w:hAnsi="Arial"/>
-        </w:rPr>
-        <w:t>medico</w:t>
-      </w:r>
-      <w:proofErr w:type="gramEnd"/>
-      <w:r>
-        <w:rPr>
-          <w:rFonts w:ascii="Arial" w:hAnsi="Arial"/>
-        </w:rPr>
-        <w:t xml:space="preserve"> opcional.</w:t>
+        <w:t>- Resumo da especialidade e medico opcional.</w:t>
       </w:r>
     </w:p>
     <w:p>
@@ -13538,35 +13407,7 @@
         <w:rPr>
           <w:rFonts w:ascii="Arial" w:hAnsi="Arial"/>
         </w:rPr>
-        <w:t xml:space="preserve">Botoes disponiveis: Buscar; </w:t>
-      </w:r>
-      <w:proofErr w:type="gramStart"/>
-      <w:r>
-        <w:rPr>
-          <w:rFonts w:ascii="Arial" w:hAnsi="Arial"/>
-        </w:rPr>
-        <w:t>Cadastrar</w:t>
-      </w:r>
-      <w:proofErr w:type="gramEnd"/>
-      <w:r>
-        <w:rPr>
-          <w:rFonts w:ascii="Arial" w:hAnsi="Arial"/>
-        </w:rPr>
-        <w:t xml:space="preserve"> novo paciente; </w:t>
-      </w:r>
-      <w:proofErr w:type="gramStart"/>
-      <w:r>
-        <w:rPr>
-          <w:rFonts w:ascii="Arial" w:hAnsi="Arial"/>
-        </w:rPr>
-        <w:t>Confirmar</w:t>
-      </w:r>
-      <w:proofErr w:type="gramEnd"/>
-      <w:r>
-        <w:rPr>
-          <w:rFonts w:ascii="Arial" w:hAnsi="Arial"/>
-        </w:rPr>
-        <w:t xml:space="preserve"> lista de espera; Novo agendamento.</w:t>
+        <w:t>Botoes disponiveis: Buscar; Cadastrar novo paciente; Confirmar lista de espera; Novo agendamento.</w:t>
       </w:r>
     </w:p>
     <w:p>
@@ -13582,21 +13423,7 @@
         <w:rPr>
           <w:rFonts w:ascii="Arial" w:hAnsi="Arial"/>
         </w:rPr>
-        <w:t xml:space="preserve">Proxima tela: Comprovante de lista de espera ou </w:t>
-      </w:r>
-      <w:proofErr w:type="gramStart"/>
-      <w:r>
-        <w:rPr>
-          <w:rFonts w:ascii="Arial" w:hAnsi="Arial"/>
-        </w:rPr>
-        <w:t>inicio</w:t>
-      </w:r>
-      <w:proofErr w:type="gramEnd"/>
-      <w:r>
-        <w:rPr>
-          <w:rFonts w:ascii="Arial" w:hAnsi="Arial"/>
-        </w:rPr>
-        <w:t>.</w:t>
+        <w:t>Proxima tela: Comprovante de lista de espera ou inicio.</w:t>
       </w:r>
     </w:p>
     <w:p>
@@ -13629,6 +13456,7 @@
           <w:i/>
           <w:color w:val="5A5A5A"/>
         </w:rPr>
+        <w:lastRenderedPageBreak/>
         <w:t>[INSERIR PRINT: 10-lista-espera.png]</w:t>
       </w:r>
     </w:p>
@@ -13786,22 +13614,7 @@
         <w:rPr>
           <w:rFonts w:ascii="Arial" w:hAnsi="Arial"/>
         </w:rPr>
-        <w:lastRenderedPageBreak/>
-        <w:t xml:space="preserve">Botoes disponiveis: Voltar; </w:t>
-      </w:r>
-      <w:proofErr w:type="gramStart"/>
-      <w:r>
-        <w:rPr>
-          <w:rFonts w:ascii="Arial" w:hAnsi="Arial"/>
-        </w:rPr>
-        <w:t>Tentar</w:t>
-      </w:r>
-      <w:proofErr w:type="gramEnd"/>
-      <w:r>
-        <w:rPr>
-          <w:rFonts w:ascii="Arial" w:hAnsi="Arial"/>
-        </w:rPr>
-        <w:t xml:space="preserve"> novamente; Desistir; Lista de espera.</w:t>
+        <w:t>Botoes disponiveis: Voltar; Tentar novamente; Desistir; Lista de espera.</w:t>
       </w:r>
     </w:p>
     <w:p>
@@ -13817,21 +13630,7 @@
         <w:rPr>
           <w:rFonts w:ascii="Arial" w:hAnsi="Arial"/>
         </w:rPr>
-        <w:t xml:space="preserve">Proxima tela: Tela anterior, etapa atual ou </w:t>
-      </w:r>
-      <w:proofErr w:type="gramStart"/>
-      <w:r>
-        <w:rPr>
-          <w:rFonts w:ascii="Arial" w:hAnsi="Arial"/>
-        </w:rPr>
-        <w:t>inicio</w:t>
-      </w:r>
-      <w:proofErr w:type="gramEnd"/>
-      <w:r>
-        <w:rPr>
-          <w:rFonts w:ascii="Arial" w:hAnsi="Arial"/>
-        </w:rPr>
-        <w:t>.</w:t>
+        <w:t>Proxima tela: Tela anterior, etapa atual ou inicio.</w:t>
       </w:r>
     </w:p>
     <w:p>
@@ -13949,64 +13748,22 @@
         <w:rPr>
           <w:rFonts w:ascii="Arial" w:hAnsi="Arial"/>
         </w:rPr>
-        <w:t xml:space="preserve">- Especialidade </w:t>
-      </w:r>
-      <w:proofErr w:type="gramStart"/>
-      <w:r>
-        <w:rPr>
-          <w:rFonts w:ascii="Arial" w:hAnsi="Arial"/>
-        </w:rPr>
-        <w:t>medica</w:t>
-      </w:r>
-      <w:proofErr w:type="gramEnd"/>
-      <w:r>
-        <w:rPr>
-          <w:rFonts w:ascii="Arial" w:hAnsi="Arial"/>
-        </w:rPr>
-        <w:t xml:space="preserve"> selecionada.</w:t>
-      </w:r>
-    </w:p>
-    <w:p>
-      <w:pPr>
-        <w:spacing w:after="120" w:line="360" w:lineRule="auto"/>
-        <w:jc w:val="both"/>
-        <w:rPr>
-          <w:rFonts w:ascii="Arial" w:hAnsi="Arial"/>
-        </w:rPr>
-      </w:pPr>
-      <w:r>
-        <w:rPr>
-          <w:rFonts w:ascii="Arial" w:hAnsi="Arial"/>
-        </w:rPr>
-        <w:t xml:space="preserve">- Nome do </w:t>
-      </w:r>
-      <w:proofErr w:type="gramStart"/>
-      <w:r>
-        <w:rPr>
-          <w:rFonts w:ascii="Arial" w:hAnsi="Arial"/>
-        </w:rPr>
-        <w:t>medico</w:t>
-      </w:r>
-      <w:proofErr w:type="gramEnd"/>
-      <w:r>
-        <w:rPr>
-          <w:rFonts w:ascii="Arial" w:hAnsi="Arial"/>
-        </w:rPr>
-        <w:t xml:space="preserve"> e CRM, quando houver </w:t>
-      </w:r>
-      <w:proofErr w:type="gramStart"/>
-      <w:r>
-        <w:rPr>
-          <w:rFonts w:ascii="Arial" w:hAnsi="Arial"/>
-        </w:rPr>
-        <w:t>medico</w:t>
-      </w:r>
-      <w:proofErr w:type="gramEnd"/>
-      <w:r>
-        <w:rPr>
-          <w:rFonts w:ascii="Arial" w:hAnsi="Arial"/>
-        </w:rPr>
-        <w:t xml:space="preserve"> definido.</w:t>
+        <w:t>- Especialidade medica selecionada.</w:t>
+      </w:r>
+    </w:p>
+    <w:p>
+      <w:pPr>
+        <w:spacing w:after="120" w:line="360" w:lineRule="auto"/>
+        <w:jc w:val="both"/>
+        <w:rPr>
+          <w:rFonts w:ascii="Arial" w:hAnsi="Arial"/>
+        </w:rPr>
+      </w:pPr>
+      <w:r>
+        <w:rPr>
+          <w:rFonts w:ascii="Arial" w:hAnsi="Arial"/>
+        </w:rPr>
+        <w:t>- Nome do medico e CRM, quando houver medico definido.</w:t>
       </w:r>
     </w:p>
     <w:p>
@@ -14051,6 +13808,7 @@
         <w:rPr>
           <w:rFonts w:ascii="Arial" w:hAnsi="Arial"/>
         </w:rPr>
+        <w:lastRenderedPageBreak/>
         <w:t>- Dados do paciente: nome, codigo, data de nascimento e telefone.</w:t>
       </w:r>
     </w:p>
@@ -14123,7 +13881,6 @@
         </w:rPr>
       </w:pPr>
       <w:bookmarkStart w:id="34" w:name="_Toc231721052"/>
-      <w:proofErr w:type="spellStart"/>
       <w:r>
         <w:rPr>
           <w:rFonts w:ascii="Arial" w:hAnsi="Arial"/>
@@ -14131,7 +13888,6 @@
         <w:t>Identificacao</w:t>
       </w:r>
       <w:bookmarkEnd w:id="34"/>
-      <w:proofErr w:type="spellEnd"/>
     </w:p>
     <w:p>
       <w:pPr>
@@ -14194,35 +13950,7 @@
         <w:rPr>
           <w:rFonts w:ascii="Arial" w:hAnsi="Arial"/>
         </w:rPr>
-        <w:t xml:space="preserve">Sistema: aplicacao web da </w:t>
-      </w:r>
-      <w:proofErr w:type="gramStart"/>
-      <w:r>
-        <w:rPr>
-          <w:rFonts w:ascii="Arial" w:hAnsi="Arial"/>
-        </w:rPr>
-        <w:t>clinica</w:t>
-      </w:r>
-      <w:proofErr w:type="gramEnd"/>
-      <w:r>
-        <w:rPr>
-          <w:rFonts w:ascii="Arial" w:hAnsi="Arial"/>
-        </w:rPr>
-        <w:t xml:space="preserve"> </w:t>
-      </w:r>
-      <w:proofErr w:type="gramStart"/>
-      <w:r>
-        <w:rPr>
-          <w:rFonts w:ascii="Arial" w:hAnsi="Arial"/>
-        </w:rPr>
-        <w:t>medica</w:t>
-      </w:r>
-      <w:proofErr w:type="gramEnd"/>
-      <w:r>
-        <w:rPr>
-          <w:rFonts w:ascii="Arial" w:hAnsi="Arial"/>
-        </w:rPr>
-        <w:t>.</w:t>
+        <w:t>Sistema: aplicacao web da clinica medica.</w:t>
       </w:r>
     </w:p>
     <w:p>
@@ -14238,50 +13966,7 @@
         <w:rPr>
           <w:rFonts w:ascii="Arial" w:hAnsi="Arial"/>
         </w:rPr>
-        <w:lastRenderedPageBreak/>
-        <w:t xml:space="preserve">Pre-condicoes: o site esta disponivel; </w:t>
-      </w:r>
-      <w:proofErr w:type="gramStart"/>
-      <w:r>
-        <w:rPr>
-          <w:rFonts w:ascii="Arial" w:hAnsi="Arial"/>
-        </w:rPr>
-        <w:t>ha</w:t>
-      </w:r>
-      <w:proofErr w:type="gramEnd"/>
-      <w:r>
-        <w:rPr>
-          <w:rFonts w:ascii="Arial" w:hAnsi="Arial"/>
-        </w:rPr>
-        <w:t xml:space="preserve"> dados de especialidades, </w:t>
-      </w:r>
-      <w:proofErr w:type="gramStart"/>
-      <w:r>
-        <w:rPr>
-          <w:rFonts w:ascii="Arial" w:hAnsi="Arial"/>
-        </w:rPr>
-        <w:t>medicos</w:t>
-      </w:r>
-      <w:proofErr w:type="gramEnd"/>
-      <w:r>
-        <w:rPr>
-          <w:rFonts w:ascii="Arial" w:hAnsi="Arial"/>
-        </w:rPr>
-        <w:t xml:space="preserve"> e agendas cadastrados; o interessado possui informacoes basicas do paciente; para convenio, o plano de saude deve estar entre os aceitos pela </w:t>
-      </w:r>
-      <w:proofErr w:type="gramStart"/>
-      <w:r>
-        <w:rPr>
-          <w:rFonts w:ascii="Arial" w:hAnsi="Arial"/>
-        </w:rPr>
-        <w:t>clinica</w:t>
-      </w:r>
-      <w:proofErr w:type="gramEnd"/>
-      <w:r>
-        <w:rPr>
-          <w:rFonts w:ascii="Arial" w:hAnsi="Arial"/>
-        </w:rPr>
-        <w:t>.</w:t>
+        <w:t>Pre-condicoes: o site esta disponivel; ha dados de especialidades, medicos e agendas cadastrados; o interessado possui informacoes basicas do paciente; para convenio, o plano de saude deve estar entre os aceitos pela clinica.</w:t>
       </w:r>
     </w:p>
     <w:p>
@@ -14297,21 +13982,7 @@
         <w:rPr>
           <w:rFonts w:ascii="Arial" w:hAnsi="Arial"/>
         </w:rPr>
-        <w:t xml:space="preserve">Pos-condicoes de sucesso: a consulta e registrada com </w:t>
-      </w:r>
-      <w:proofErr w:type="gramStart"/>
-      <w:r>
-        <w:rPr>
-          <w:rFonts w:ascii="Arial" w:hAnsi="Arial"/>
-        </w:rPr>
-        <w:t>situacao Agendada</w:t>
-      </w:r>
-      <w:proofErr w:type="gramEnd"/>
-      <w:r>
-        <w:rPr>
-          <w:rFonts w:ascii="Arial" w:hAnsi="Arial"/>
-        </w:rPr>
-        <w:t>; o horario fica ocupado para novos agendamentos; o sistema exibe comprovante com codigo e dados principais da consulta.</w:t>
+        <w:t>Pos-condicoes de sucesso: a consulta e registrada com situacao Agendada; o horario fica ocupado para novos agendamentos; o sistema exibe comprovante com codigo e dados principais da consulta.</w:t>
       </w:r>
     </w:p>
     <w:p>
@@ -14345,64 +14016,22 @@
         <w:rPr>
           <w:rFonts w:ascii="Arial" w:hAnsi="Arial"/>
         </w:rPr>
-        <w:t xml:space="preserve">Cenario concreto: Ana acessa o site da </w:t>
-      </w:r>
-      <w:proofErr w:type="gramStart"/>
-      <w:r>
-        <w:rPr>
-          <w:rFonts w:ascii="Arial" w:hAnsi="Arial"/>
-        </w:rPr>
-        <w:t>clinica</w:t>
-      </w:r>
-      <w:proofErr w:type="gramEnd"/>
-      <w:r>
-        <w:rPr>
-          <w:rFonts w:ascii="Arial" w:hAnsi="Arial"/>
-        </w:rPr>
-        <w:t xml:space="preserve"> para agendar uma consulta de cardiologia para Joao Silva. Joao prefere atendimento particular e aceita consultar com o primeiro </w:t>
-      </w:r>
-      <w:proofErr w:type="gramStart"/>
-      <w:r>
-        <w:rPr>
-          <w:rFonts w:ascii="Arial" w:hAnsi="Arial"/>
-        </w:rPr>
-        <w:t>medico</w:t>
-      </w:r>
-      <w:proofErr w:type="gramEnd"/>
-      <w:r>
-        <w:rPr>
-          <w:rFonts w:ascii="Arial" w:hAnsi="Arial"/>
-        </w:rPr>
-        <w:t xml:space="preserve"> disponivel.</w:t>
-      </w:r>
-    </w:p>
-    <w:p>
-      <w:pPr>
-        <w:spacing w:after="120" w:line="360" w:lineRule="auto"/>
-        <w:jc w:val="both"/>
-        <w:rPr>
-          <w:rFonts w:ascii="Arial" w:hAnsi="Arial"/>
-        </w:rPr>
-      </w:pPr>
-      <w:r>
-        <w:rPr>
-          <w:rFonts w:ascii="Arial" w:hAnsi="Arial"/>
-        </w:rPr>
-        <w:t xml:space="preserve">1. Ana acessa a landing page da </w:t>
-      </w:r>
-      <w:proofErr w:type="gramStart"/>
-      <w:r>
-        <w:rPr>
-          <w:rFonts w:ascii="Arial" w:hAnsi="Arial"/>
-        </w:rPr>
-        <w:t>clinica</w:t>
-      </w:r>
-      <w:proofErr w:type="gramEnd"/>
-      <w:r>
-        <w:rPr>
-          <w:rFonts w:ascii="Arial" w:hAnsi="Arial"/>
-        </w:rPr>
-        <w:t xml:space="preserve"> e clica em Agendar consulta.</w:t>
+        <w:t>Cenario concreto: Ana acessa o site da clinica para agendar uma consulta de cardiologia para Joao Silva. Joao prefere atendimento particular e aceita consultar com o primeiro medico disponivel.</w:t>
+      </w:r>
+    </w:p>
+    <w:p>
+      <w:pPr>
+        <w:spacing w:after="120" w:line="360" w:lineRule="auto"/>
+        <w:jc w:val="both"/>
+        <w:rPr>
+          <w:rFonts w:ascii="Arial" w:hAnsi="Arial"/>
+        </w:rPr>
+      </w:pPr>
+      <w:r>
+        <w:rPr>
+          <w:rFonts w:ascii="Arial" w:hAnsi="Arial"/>
+        </w:rPr>
+        <w:t>1. Ana acessa a landing page da clinica e clica em Agendar consulta.</w:t>
       </w:r>
     </w:p>
     <w:p>
@@ -14447,78 +14076,23 @@
         <w:rPr>
           <w:rFonts w:ascii="Arial" w:hAnsi="Arial"/>
         </w:rPr>
-        <w:t xml:space="preserve">4. O sistema apresenta a etapa </w:t>
-      </w:r>
-      <w:proofErr w:type="gramStart"/>
-      <w:r>
-        <w:rPr>
-          <w:rFonts w:ascii="Arial" w:hAnsi="Arial"/>
-        </w:rPr>
-        <w:t>Medico</w:t>
-      </w:r>
-      <w:proofErr w:type="gramEnd"/>
-      <w:r>
-        <w:rPr>
-          <w:rFonts w:ascii="Arial" w:hAnsi="Arial"/>
-        </w:rPr>
-        <w:t xml:space="preserve">. Como Joao nao tem </w:t>
-      </w:r>
-      <w:proofErr w:type="gramStart"/>
-      <w:r>
-        <w:rPr>
-          <w:rFonts w:ascii="Arial" w:hAnsi="Arial"/>
-        </w:rPr>
-        <w:t>preferencia</w:t>
-      </w:r>
-      <w:proofErr w:type="gramEnd"/>
-      <w:r>
-        <w:rPr>
-          <w:rFonts w:ascii="Arial" w:hAnsi="Arial"/>
-        </w:rPr>
-        <w:t xml:space="preserve">, Ana clica em Seguir sem </w:t>
-      </w:r>
-      <w:proofErr w:type="gramStart"/>
-      <w:r>
-        <w:rPr>
-          <w:rFonts w:ascii="Arial" w:hAnsi="Arial"/>
-        </w:rPr>
-        <w:t>preferencia</w:t>
-      </w:r>
-      <w:proofErr w:type="gramEnd"/>
-      <w:r>
-        <w:rPr>
-          <w:rFonts w:ascii="Arial" w:hAnsi="Arial"/>
-        </w:rPr>
-        <w:t>.</w:t>
-      </w:r>
-    </w:p>
-    <w:p>
-      <w:pPr>
-        <w:spacing w:after="120" w:line="360" w:lineRule="auto"/>
-        <w:jc w:val="both"/>
-        <w:rPr>
-          <w:rFonts w:ascii="Arial" w:hAnsi="Arial"/>
-        </w:rPr>
-      </w:pPr>
-      <w:r>
-        <w:rPr>
-          <w:rFonts w:ascii="Arial" w:hAnsi="Arial"/>
-        </w:rPr>
-        <w:t xml:space="preserve">5. O sistema apresenta a etapa Agenda com </w:t>
-      </w:r>
-      <w:proofErr w:type="gramStart"/>
-      <w:r>
-        <w:rPr>
-          <w:rFonts w:ascii="Arial" w:hAnsi="Arial"/>
-        </w:rPr>
-        <w:t>ate</w:t>
-      </w:r>
-      <w:proofErr w:type="gramEnd"/>
-      <w:r>
-        <w:rPr>
-          <w:rFonts w:ascii="Arial" w:hAnsi="Arial"/>
-        </w:rPr>
-        <w:t xml:space="preserve"> tres horarios disponiveis de cardiologia. Ana escolhe um horario exibido em um card.</w:t>
+        <w:t>4. O sistema apresenta a etapa Medico. Como Joao nao tem preferencia, Ana clica em Seguir sem preferencia.</w:t>
+      </w:r>
+    </w:p>
+    <w:p>
+      <w:pPr>
+        <w:spacing w:after="120" w:line="360" w:lineRule="auto"/>
+        <w:jc w:val="both"/>
+        <w:rPr>
+          <w:rFonts w:ascii="Arial" w:hAnsi="Arial"/>
+        </w:rPr>
+      </w:pPr>
+      <w:r>
+        <w:rPr>
+          <w:rFonts w:ascii="Arial" w:hAnsi="Arial"/>
+        </w:rPr>
+        <w:lastRenderedPageBreak/>
+        <w:t>5. O sistema apresenta a etapa Agenda com ate tres horarios disponiveis de cardiologia. Ana escolhe um horario exibido em um card.</w:t>
       </w:r>
     </w:p>
     <w:p>
@@ -14578,21 +14152,7 @@
         <w:rPr>
           <w:rFonts w:ascii="Arial" w:hAnsi="Arial"/>
         </w:rPr>
-        <w:t xml:space="preserve">9. O sistema abre a etapa Confirmacao, mostrando modalidade, especialidade, </w:t>
-      </w:r>
-      <w:proofErr w:type="gramStart"/>
-      <w:r>
-        <w:rPr>
-          <w:rFonts w:ascii="Arial" w:hAnsi="Arial"/>
-        </w:rPr>
-        <w:t>medico</w:t>
-      </w:r>
-      <w:proofErr w:type="gramEnd"/>
-      <w:r>
-        <w:rPr>
-          <w:rFonts w:ascii="Arial" w:hAnsi="Arial"/>
-        </w:rPr>
-        <w:t>, data, horario e paciente.</w:t>
+        <w:t>9. O sistema abre a etapa Confirmacao, mostrando modalidade, especialidade, medico, data, horario e paciente.</w:t>
       </w:r>
     </w:p>
     <w:p>
@@ -14622,51 +14182,22 @@
         <w:rPr>
           <w:rFonts w:ascii="Arial" w:hAnsi="Arial"/>
         </w:rPr>
-        <w:t xml:space="preserve">11. O sistema envia os dados ao back-end, registra a consulta com </w:t>
-      </w:r>
-      <w:proofErr w:type="gramStart"/>
-      <w:r>
-        <w:rPr>
-          <w:rFonts w:ascii="Arial" w:hAnsi="Arial"/>
-        </w:rPr>
-        <w:t>situacao Agendada</w:t>
-      </w:r>
-      <w:proofErr w:type="gramEnd"/>
-      <w:r>
-        <w:rPr>
-          <w:rFonts w:ascii="Arial" w:hAnsi="Arial"/>
-        </w:rPr>
-        <w:t>, marca a opcao de agenda como usada e retorna o comprovante.</w:t>
-      </w:r>
-    </w:p>
-    <w:p>
-      <w:pPr>
-        <w:spacing w:after="120" w:line="360" w:lineRule="auto"/>
-        <w:jc w:val="both"/>
-        <w:rPr>
-          <w:rFonts w:ascii="Arial" w:hAnsi="Arial"/>
-        </w:rPr>
-      </w:pPr>
-      <w:r>
-        <w:rPr>
-          <w:rFonts w:ascii="Arial" w:hAnsi="Arial"/>
-        </w:rPr>
-        <w:lastRenderedPageBreak/>
-        <w:t xml:space="preserve">12. A interface apresenta o comprovante de agendamento com codigo da consulta, data, horario, especialidade, </w:t>
-      </w:r>
-      <w:proofErr w:type="gramStart"/>
-      <w:r>
-        <w:rPr>
-          <w:rFonts w:ascii="Arial" w:hAnsi="Arial"/>
-        </w:rPr>
-        <w:t>medico</w:t>
-      </w:r>
-      <w:proofErr w:type="gramEnd"/>
-      <w:r>
-        <w:rPr>
-          <w:rFonts w:ascii="Arial" w:hAnsi="Arial"/>
-        </w:rPr>
-        <w:t xml:space="preserve"> quando definido, modalidade e dados do paciente.</w:t>
+        <w:t>11. O sistema envia os dados ao back-end, registra a consulta com situacao Agendada, marca a opcao de agenda como usada e retorna o comprovante.</w:t>
+      </w:r>
+    </w:p>
+    <w:p>
+      <w:pPr>
+        <w:spacing w:after="120" w:line="360" w:lineRule="auto"/>
+        <w:jc w:val="both"/>
+        <w:rPr>
+          <w:rFonts w:ascii="Arial" w:hAnsi="Arial"/>
+        </w:rPr>
+      </w:pPr>
+      <w:r>
+        <w:rPr>
+          <w:rFonts w:ascii="Arial" w:hAnsi="Arial"/>
+        </w:rPr>
+        <w:t>12. A interface apresenta o comprovante de agendamento com codigo da consulta, data, horario, especialidade, medico quando definido, modalidade e dados do paciente.</w:t>
       </w:r>
     </w:p>
     <w:p>
@@ -14711,17 +14242,9 @@
         <w:rPr>
           <w:rFonts w:ascii="Arial" w:hAnsi="Arial"/>
         </w:rPr>
-        <w:t xml:space="preserve">Cliente desiste da </w:t>
-      </w:r>
-      <w:proofErr w:type="spellStart"/>
-      <w:r>
-        <w:rPr>
-          <w:rFonts w:ascii="Arial" w:hAnsi="Arial"/>
-        </w:rPr>
-        <w:t>transacao</w:t>
+        <w:t>Cliente desiste da transacao</w:t>
       </w:r>
       <w:bookmarkEnd w:id="37"/>
-      <w:proofErr w:type="spellEnd"/>
     </w:p>
     <w:p>
       <w:pPr>
@@ -14736,35 +14259,7 @@
         <w:rPr>
           <w:rFonts w:ascii="Arial" w:hAnsi="Arial"/>
         </w:rPr>
-        <w:t xml:space="preserve">Condicao: o interessado decide nao continuar o agendamento em qualquer etapa </w:t>
-      </w:r>
-      <w:proofErr w:type="gramStart"/>
-      <w:r>
-        <w:rPr>
-          <w:rFonts w:ascii="Arial" w:hAnsi="Arial"/>
-        </w:rPr>
-        <w:t>critica</w:t>
-      </w:r>
-      <w:proofErr w:type="gramEnd"/>
-      <w:r>
-        <w:rPr>
-          <w:rFonts w:ascii="Arial" w:hAnsi="Arial"/>
-        </w:rPr>
-        <w:t xml:space="preserve">. Mensagem/comportamento: a interface oferece Desistir ou Voltar ao </w:t>
-      </w:r>
-      <w:proofErr w:type="gramStart"/>
-      <w:r>
-        <w:rPr>
-          <w:rFonts w:ascii="Arial" w:hAnsi="Arial"/>
-        </w:rPr>
-        <w:t>inicio</w:t>
-      </w:r>
-      <w:proofErr w:type="gramEnd"/>
-      <w:r>
-        <w:rPr>
-          <w:rFonts w:ascii="Arial" w:hAnsi="Arial"/>
-        </w:rPr>
-        <w:t>. Acao: o usuario confirma a saida ou retorna para etapa anterior. Retorno: landing page ou etapa inicial do fluxo.</w:t>
+        <w:t>Condicao: o interessado decide nao continuar o agendamento em qualquer etapa critica. Mensagem/comportamento: a interface oferece Desistir ou Voltar ao inicio. Acao: o usuario confirma a saida ou retorna para etapa anterior. Retorno: landing page ou etapa inicial do fluxo.</w:t>
       </w:r>
     </w:p>
     <w:p>
@@ -14798,21 +14293,7 @@
         <w:rPr>
           <w:rFonts w:ascii="Arial" w:hAnsi="Arial"/>
         </w:rPr>
-        <w:t xml:space="preserve">Condicao: o interessado </w:t>
-      </w:r>
-      <w:proofErr w:type="gramStart"/>
-      <w:r>
-        <w:rPr>
-          <w:rFonts w:ascii="Arial" w:hAnsi="Arial"/>
-        </w:rPr>
-        <w:t>escolhe Convenio</w:t>
-      </w:r>
-      <w:proofErr w:type="gramEnd"/>
-      <w:r>
-        <w:rPr>
-          <w:rFonts w:ascii="Arial" w:hAnsi="Arial"/>
-        </w:rPr>
-        <w:t xml:space="preserve"> na etapa de modalidade. Mensagem/comportamento: o sistema exibe a lista de planos de saude aceitos. Acao: o usuario escolhe o plano. Retorno: etapa Especialidade, filtrada pelo plano escolhido.</w:t>
+        <w:t>Condicao: o interessado escolhe Convenio na etapa de modalidade. Mensagem/comportamento: o sistema exibe a lista de planos de saude aceitos. Acao: o usuario escolhe o plano. Retorno: etapa Especialidade, filtrada pelo plano escolhido.</w:t>
       </w:r>
     </w:p>
     <w:p>
@@ -14829,33 +14310,9 @@
         <w:rPr>
           <w:rFonts w:ascii="Arial" w:hAnsi="Arial"/>
         </w:rPr>
-        <w:t xml:space="preserve">Nenhum </w:t>
-      </w:r>
-      <w:proofErr w:type="spellStart"/>
-      <w:proofErr w:type="gramStart"/>
-      <w:r>
-        <w:rPr>
-          <w:rFonts w:ascii="Arial" w:hAnsi="Arial"/>
-        </w:rPr>
-        <w:t>medico</w:t>
-      </w:r>
-      <w:proofErr w:type="spellEnd"/>
-      <w:proofErr w:type="gramEnd"/>
-      <w:r>
-        <w:rPr>
-          <w:rFonts w:ascii="Arial" w:hAnsi="Arial"/>
-        </w:rPr>
-        <w:t xml:space="preserve"> </w:t>
-      </w:r>
-      <w:proofErr w:type="spellStart"/>
-      <w:r>
-        <w:rPr>
-          <w:rFonts w:ascii="Arial" w:hAnsi="Arial"/>
-        </w:rPr>
-        <w:t>disponivel</w:t>
+        <w:t>Nenhum medico disponivel</w:t>
       </w:r>
       <w:bookmarkEnd w:id="39"/>
-      <w:proofErr w:type="spellEnd"/>
     </w:p>
     <w:p>
       <w:pPr>
@@ -14870,49 +14327,14 @@
         <w:rPr>
           <w:rFonts w:ascii="Arial" w:hAnsi="Arial"/>
         </w:rPr>
-        <w:t xml:space="preserve">Condicao: nao ha </w:t>
-      </w:r>
-      <w:proofErr w:type="gramStart"/>
-      <w:r>
-        <w:rPr>
-          <w:rFonts w:ascii="Arial" w:hAnsi="Arial"/>
-        </w:rPr>
-        <w:t>medico</w:t>
-      </w:r>
-      <w:proofErr w:type="gramEnd"/>
-      <w:r>
-        <w:rPr>
-          <w:rFonts w:ascii="Arial" w:hAnsi="Arial"/>
-        </w:rPr>
-        <w:t xml:space="preserve"> com agenda para a especialidade e modalidade escolhidas. Mensagem/comportamento: a interface mostra estado vazio informando que nao </w:t>
-      </w:r>
-      <w:proofErr w:type="gramStart"/>
-      <w:r>
-        <w:rPr>
-          <w:rFonts w:ascii="Arial" w:hAnsi="Arial"/>
-        </w:rPr>
-        <w:t>ha</w:t>
-      </w:r>
-      <w:proofErr w:type="gramEnd"/>
-      <w:r>
-        <w:rPr>
-          <w:rFonts w:ascii="Arial" w:hAnsi="Arial"/>
-        </w:rPr>
-        <w:t xml:space="preserve"> profissionais disponiveis. Acao: escolher outra especialidade, voltar ou desistir. Retorno: etapa Especialidade ou </w:t>
-      </w:r>
-      <w:proofErr w:type="gramStart"/>
-      <w:r>
-        <w:rPr>
-          <w:rFonts w:ascii="Arial" w:hAnsi="Arial"/>
-        </w:rPr>
-        <w:t>inicio</w:t>
-      </w:r>
-      <w:proofErr w:type="gramEnd"/>
-      <w:r>
-        <w:rPr>
-          <w:rFonts w:ascii="Arial" w:hAnsi="Arial"/>
-        </w:rPr>
-        <w:t>.</w:t>
+        <w:t xml:space="preserve">Condicao: nao ha medico com agenda para a especialidade e modalidade escolhidas. Mensagem/comportamento: a interface mostra estado vazio informando </w:t>
+      </w:r>
+      <w:r>
+        <w:rPr>
+          <w:rFonts w:ascii="Arial" w:hAnsi="Arial"/>
+        </w:rPr>
+        <w:lastRenderedPageBreak/>
+        <w:t>que nao ha profissionais disponiveis. Acao: escolher outra especialidade, voltar ou desistir. Retorno: etapa Especialidade ou inicio.</w:t>
       </w:r>
     </w:p>
     <w:p>
@@ -14929,33 +14351,9 @@
         <w:rPr>
           <w:rFonts w:ascii="Arial" w:hAnsi="Arial"/>
         </w:rPr>
-        <w:t xml:space="preserve">Sem </w:t>
-      </w:r>
-      <w:proofErr w:type="spellStart"/>
-      <w:proofErr w:type="gramStart"/>
-      <w:r>
-        <w:rPr>
-          <w:rFonts w:ascii="Arial" w:hAnsi="Arial"/>
-        </w:rPr>
-        <w:t>preferencia</w:t>
-      </w:r>
-      <w:proofErr w:type="spellEnd"/>
-      <w:proofErr w:type="gramEnd"/>
-      <w:r>
-        <w:rPr>
-          <w:rFonts w:ascii="Arial" w:hAnsi="Arial"/>
-        </w:rPr>
-        <w:t xml:space="preserve"> de </w:t>
-      </w:r>
-      <w:proofErr w:type="gramStart"/>
-      <w:r>
-        <w:rPr>
-          <w:rFonts w:ascii="Arial" w:hAnsi="Arial"/>
-        </w:rPr>
-        <w:t>medico</w:t>
+        <w:t>Sem preferencia de medico</w:t>
       </w:r>
       <w:bookmarkEnd w:id="40"/>
-      <w:proofErr w:type="gramEnd"/>
     </w:p>
     <w:p>
       <w:pPr>
@@ -14970,63 +14368,7 @@
         <w:rPr>
           <w:rFonts w:ascii="Arial" w:hAnsi="Arial"/>
         </w:rPr>
-        <w:t xml:space="preserve">Condicao: o usuario nao deseja escolher profissional </w:t>
-      </w:r>
-      <w:proofErr w:type="gramStart"/>
-      <w:r>
-        <w:rPr>
-          <w:rFonts w:ascii="Arial" w:hAnsi="Arial"/>
-        </w:rPr>
-        <w:t>especifico</w:t>
-      </w:r>
-      <w:proofErr w:type="gramEnd"/>
-      <w:r>
-        <w:rPr>
-          <w:rFonts w:ascii="Arial" w:hAnsi="Arial"/>
-        </w:rPr>
-        <w:t xml:space="preserve">. Mensagem/comportamento: a etapa </w:t>
-      </w:r>
-      <w:proofErr w:type="gramStart"/>
-      <w:r>
-        <w:rPr>
-          <w:rFonts w:ascii="Arial" w:hAnsi="Arial"/>
-        </w:rPr>
-        <w:t>Medico</w:t>
-      </w:r>
-      <w:proofErr w:type="gramEnd"/>
-      <w:r>
-        <w:rPr>
-          <w:rFonts w:ascii="Arial" w:hAnsi="Arial"/>
-        </w:rPr>
-        <w:t xml:space="preserve"> </w:t>
-      </w:r>
-      <w:proofErr w:type="gramStart"/>
-      <w:r>
-        <w:rPr>
-          <w:rFonts w:ascii="Arial" w:hAnsi="Arial"/>
-        </w:rPr>
-        <w:t>oferece Seguir</w:t>
-      </w:r>
-      <w:proofErr w:type="gramEnd"/>
-      <w:r>
-        <w:rPr>
-          <w:rFonts w:ascii="Arial" w:hAnsi="Arial"/>
-        </w:rPr>
-        <w:t xml:space="preserve"> sem </w:t>
-      </w:r>
-      <w:proofErr w:type="gramStart"/>
-      <w:r>
-        <w:rPr>
-          <w:rFonts w:ascii="Arial" w:hAnsi="Arial"/>
-        </w:rPr>
-        <w:t>preferencia</w:t>
-      </w:r>
-      <w:proofErr w:type="gramEnd"/>
-      <w:r>
-        <w:rPr>
-          <w:rFonts w:ascii="Arial" w:hAnsi="Arial"/>
-        </w:rPr>
-        <w:t>. Acao: clicar no botao. Retorno: etapa Agenda, buscando horarios pela especialidade.</w:t>
+        <w:t>Condicao: o usuario nao deseja escolher profissional especifico. Mensagem/comportamento: a etapa Medico oferece Seguir sem preferencia. Acao: clicar no botao. Retorno: etapa Agenda, buscando horarios pela especialidade.</w:t>
       </w:r>
     </w:p>
     <w:p>
@@ -15043,17 +14385,9 @@
         <w:rPr>
           <w:rFonts w:ascii="Arial" w:hAnsi="Arial"/>
         </w:rPr>
-        <w:t xml:space="preserve">Ver outros </w:t>
-      </w:r>
-      <w:proofErr w:type="spellStart"/>
-      <w:r>
-        <w:rPr>
-          <w:rFonts w:ascii="Arial" w:hAnsi="Arial"/>
-        </w:rPr>
-        <w:t>horarios</w:t>
+        <w:t>Ver outros horarios</w:t>
       </w:r>
       <w:bookmarkEnd w:id="41"/>
-      <w:proofErr w:type="spellEnd"/>
     </w:p>
     <w:p>
       <w:pPr>
@@ -15068,21 +14402,7 @@
         <w:rPr>
           <w:rFonts w:ascii="Arial" w:hAnsi="Arial"/>
         </w:rPr>
-        <w:t xml:space="preserve">Condicao: os tres primeiros horarios nao agradam. Mensagem/comportamento: o </w:t>
-      </w:r>
-      <w:proofErr w:type="gramStart"/>
-      <w:r>
-        <w:rPr>
-          <w:rFonts w:ascii="Arial" w:hAnsi="Arial"/>
-        </w:rPr>
-        <w:t>botao Ver</w:t>
-      </w:r>
-      <w:proofErr w:type="gramEnd"/>
-      <w:r>
-        <w:rPr>
-          <w:rFonts w:ascii="Arial" w:hAnsi="Arial"/>
-        </w:rPr>
-        <w:t xml:space="preserve"> outros horarios carrega novo conjunto de opcoes. Acao: escolher uma nova opcao ou repetir a busca. Retorno: permanece na etapa Agenda.</w:t>
+        <w:t>Condicao: os tres primeiros horarios nao agradam. Mensagem/comportamento: o botao Ver outros horarios carrega novo conjunto de opcoes. Acao: escolher uma nova opcao ou repetir a busca. Retorno: permanece na etapa Agenda.</w:t>
       </w:r>
     </w:p>
     <w:p>
@@ -15116,28 +14436,7 @@
         <w:rPr>
           <w:rFonts w:ascii="Arial" w:hAnsi="Arial"/>
         </w:rPr>
-        <w:t xml:space="preserve">Condicao: nao </w:t>
-      </w:r>
-      <w:proofErr w:type="gramStart"/>
-      <w:r>
-        <w:rPr>
-          <w:rFonts w:ascii="Arial" w:hAnsi="Arial"/>
-        </w:rPr>
-        <w:t>ha</w:t>
-      </w:r>
-      <w:proofErr w:type="gramEnd"/>
-      <w:r>
-        <w:rPr>
-          <w:rFonts w:ascii="Arial" w:hAnsi="Arial"/>
-        </w:rPr>
-        <w:t xml:space="preserve"> horario disponivel ou nenhum horario agrada. Mensagem/comportamento: a interface oferece Lista de espera. Acao: identificar </w:t>
-      </w:r>
-      <w:r>
-        <w:rPr>
-          <w:rFonts w:ascii="Arial" w:hAnsi="Arial"/>
-        </w:rPr>
-        <w:lastRenderedPageBreak/>
-        <w:t>paciente e confirmar entrada na fila. Retorno: comprovante de lista de espera com posicao.</w:t>
+        <w:t>Condicao: nao ha horario disponivel ou nenhum horario agrada. Mensagem/comportamento: a interface oferece Lista de espera. Acao: identificar paciente e confirmar entrada na fila. Retorno: comprovante de lista de espera com posicao.</w:t>
       </w:r>
     </w:p>
     <w:p>
@@ -15230,59 +14529,13 @@
         </w:rPr>
       </w:pPr>
       <w:bookmarkStart w:id="45" w:name="_Toc231721063"/>
-      <w:proofErr w:type="spellStart"/>
-      <w:r>
-        <w:rPr>
-          <w:rFonts w:ascii="Arial" w:hAnsi="Arial"/>
-        </w:rPr>
-        <w:t>Horario</w:t>
-      </w:r>
-      <w:proofErr w:type="spellEnd"/>
-      <w:r>
-        <w:rPr>
-          <w:rFonts w:ascii="Arial" w:hAnsi="Arial"/>
-        </w:rPr>
-        <w:t xml:space="preserve"> </w:t>
-      </w:r>
-      <w:proofErr w:type="spellStart"/>
-      <w:r>
-        <w:rPr>
-          <w:rFonts w:ascii="Arial" w:hAnsi="Arial"/>
-        </w:rPr>
-        <w:t>indisponivel</w:t>
-      </w:r>
-      <w:proofErr w:type="spellEnd"/>
-      <w:r>
-        <w:rPr>
-          <w:rFonts w:ascii="Arial" w:hAnsi="Arial"/>
-        </w:rPr>
-        <w:t xml:space="preserve"> </w:t>
-      </w:r>
-      <w:proofErr w:type="spellStart"/>
-      <w:proofErr w:type="gramStart"/>
-      <w:r>
-        <w:rPr>
-          <w:rFonts w:ascii="Arial" w:hAnsi="Arial"/>
-        </w:rPr>
-        <w:t>apos</w:t>
-      </w:r>
-      <w:proofErr w:type="spellEnd"/>
-      <w:proofErr w:type="gramEnd"/>
-      <w:r>
-        <w:rPr>
-          <w:rFonts w:ascii="Arial" w:hAnsi="Arial"/>
-        </w:rPr>
-        <w:t xml:space="preserve"> </w:t>
-      </w:r>
-      <w:proofErr w:type="spellStart"/>
-      <w:r>
-        <w:rPr>
-          <w:rFonts w:ascii="Arial" w:hAnsi="Arial"/>
-        </w:rPr>
-        <w:t>selecao</w:t>
+      <w:r>
+        <w:rPr>
+          <w:rFonts w:ascii="Arial" w:hAnsi="Arial"/>
+        </w:rPr>
+        <w:t>Horario indisponivel apos selecao</w:t>
       </w:r>
       <w:bookmarkEnd w:id="45"/>
-      <w:proofErr w:type="spellEnd"/>
     </w:p>
     <w:p>
       <w:pPr>
@@ -15314,17 +14567,9 @@
         <w:rPr>
           <w:rFonts w:ascii="Arial" w:hAnsi="Arial"/>
         </w:rPr>
-        <w:t xml:space="preserve">Erro de </w:t>
-      </w:r>
-      <w:proofErr w:type="spellStart"/>
-      <w:r>
-        <w:rPr>
-          <w:rFonts w:ascii="Arial" w:hAnsi="Arial"/>
-        </w:rPr>
-        <w:t>comunicacao</w:t>
+        <w:t>Erro de comunicacao</w:t>
       </w:r>
       <w:bookmarkEnd w:id="46"/>
-      <w:proofErr w:type="spellEnd"/>
     </w:p>
     <w:p>
       <w:pPr>
@@ -15339,6 +14584,7 @@
         <w:rPr>
           <w:rFonts w:ascii="Arial" w:hAnsi="Arial"/>
         </w:rPr>
+        <w:lastRenderedPageBreak/>
         <w:t>Condicao: a API ou banco de dados nao responde. Mensagem/comportamento: a interface exibe falha temporaria sem texto tecnico cru. Acao: tentar novamente, voltar ou desistir. Retorno: tela atual.</w:t>
       </w:r>
     </w:p>
@@ -15506,21 +14752,7 @@
               <w:rPr>
                 <w:rFonts w:ascii="Arial" w:hAnsi="Arial"/>
               </w:rPr>
-              <w:t xml:space="preserve">Back-end filtra agendas por modalidade, plano, especialidade, </w:t>
-            </w:r>
-            <w:proofErr w:type="gramStart"/>
-            <w:r>
-              <w:rPr>
-                <w:rFonts w:ascii="Arial" w:hAnsi="Arial"/>
-              </w:rPr>
-              <w:t>medico</w:t>
-            </w:r>
-            <w:proofErr w:type="gramEnd"/>
-            <w:r>
-              <w:rPr>
-                <w:rFonts w:ascii="Arial" w:hAnsi="Arial"/>
-              </w:rPr>
-              <w:t xml:space="preserve"> e ocupacao; front exibe tres opcoes por vez.</w:t>
+              <w:t>Back-end filtra agendas por modalidade, plano, especialidade, medico e ocupacao; front exibe tres opcoes por vez.</w:t>
             </w:r>
           </w:p>
         </w:tc>
@@ -15738,7 +14970,6 @@
               <w:rPr>
                 <w:rFonts w:ascii="Arial" w:hAnsi="Arial"/>
               </w:rPr>
-              <w:lastRenderedPageBreak/>
               <w:t>RF5 - Registrar consulta</w:t>
             </w:r>
           </w:p>
@@ -15757,21 +14988,7 @@
               <w:rPr>
                 <w:rFonts w:ascii="Arial" w:hAnsi="Arial"/>
               </w:rPr>
-              <w:t xml:space="preserve">Confirmacao grava consulta com </w:t>
-            </w:r>
-            <w:proofErr w:type="gramStart"/>
-            <w:r>
-              <w:rPr>
-                <w:rFonts w:ascii="Arial" w:hAnsi="Arial"/>
-              </w:rPr>
-              <w:t>situacao Agendada</w:t>
-            </w:r>
-            <w:proofErr w:type="gramEnd"/>
-            <w:r>
-              <w:rPr>
-                <w:rFonts w:ascii="Arial" w:hAnsi="Arial"/>
-              </w:rPr>
-              <w:t>.</w:t>
+              <w:t>Confirmacao grava consulta com situacao Agendada.</w:t>
             </w:r>
           </w:p>
         </w:tc>
@@ -15867,33 +15084,11 @@
                 <w:rFonts w:ascii="Arial" w:hAnsi="Arial"/>
               </w:rPr>
             </w:pPr>
-            <w:proofErr w:type="gramStart"/>
-            <w:r>
-              <w:rPr>
-                <w:rFonts w:ascii="Arial" w:hAnsi="Arial"/>
-              </w:rPr>
-              <w:t>Preferencia</w:t>
-            </w:r>
-            <w:proofErr w:type="gramEnd"/>
-            <w:r>
-              <w:rPr>
-                <w:rFonts w:ascii="Arial" w:hAnsi="Arial"/>
-              </w:rPr>
-              <w:t xml:space="preserve"> de </w:t>
-            </w:r>
-            <w:proofErr w:type="gramStart"/>
-            <w:r>
-              <w:rPr>
-                <w:rFonts w:ascii="Arial" w:hAnsi="Arial"/>
-              </w:rPr>
-              <w:t>medico</w:t>
-            </w:r>
-            <w:proofErr w:type="gramEnd"/>
-            <w:r>
-              <w:rPr>
-                <w:rFonts w:ascii="Arial" w:hAnsi="Arial"/>
-              </w:rPr>
-              <w:t xml:space="preserve"> opcional</w:t>
+            <w:r>
+              <w:rPr>
+                <w:rFonts w:ascii="Arial" w:hAnsi="Arial"/>
+              </w:rPr>
+              <w:t>Preferencia de medico opcional</w:t>
             </w:r>
           </w:p>
         </w:tc>
@@ -15911,35 +15106,7 @@
               <w:rPr>
                 <w:rFonts w:ascii="Arial" w:hAnsi="Arial"/>
               </w:rPr>
-              <w:t xml:space="preserve">Usuario pode selecionar </w:t>
-            </w:r>
-            <w:proofErr w:type="gramStart"/>
-            <w:r>
-              <w:rPr>
-                <w:rFonts w:ascii="Arial" w:hAnsi="Arial"/>
-              </w:rPr>
-              <w:t>medico</w:t>
-            </w:r>
-            <w:proofErr w:type="gramEnd"/>
-            <w:r>
-              <w:rPr>
-                <w:rFonts w:ascii="Arial" w:hAnsi="Arial"/>
-              </w:rPr>
-              <w:t xml:space="preserve"> ou seguir sem </w:t>
-            </w:r>
-            <w:proofErr w:type="gramStart"/>
-            <w:r>
-              <w:rPr>
-                <w:rFonts w:ascii="Arial" w:hAnsi="Arial"/>
-              </w:rPr>
-              <w:t>preferencia</w:t>
-            </w:r>
-            <w:proofErr w:type="gramEnd"/>
-            <w:r>
-              <w:rPr>
-                <w:rFonts w:ascii="Arial" w:hAnsi="Arial"/>
-              </w:rPr>
-              <w:t>.</w:t>
+              <w:t>Usuario pode selecionar medico ou seguir sem preferencia.</w:t>
             </w:r>
           </w:p>
         </w:tc>
@@ -15957,16 +15124,8 @@
               <w:rPr>
                 <w:rFonts w:ascii="Arial" w:hAnsi="Arial"/>
               </w:rPr>
-              <w:t xml:space="preserve">Etapa </w:t>
-            </w:r>
-            <w:proofErr w:type="gramStart"/>
-            <w:r>
-              <w:rPr>
-                <w:rFonts w:ascii="Arial" w:hAnsi="Arial"/>
-              </w:rPr>
-              <w:t>Medico</w:t>
-            </w:r>
-            <w:proofErr w:type="gramEnd"/>
+              <w:t>Etapa Medico</w:t>
+            </w:r>
           </w:p>
         </w:tc>
       </w:tr>
@@ -16006,21 +15165,7 @@
               <w:rPr>
                 <w:rFonts w:ascii="Arial" w:hAnsi="Arial"/>
               </w:rPr>
-              <w:t xml:space="preserve">Botao Ver outros horarios </w:t>
-            </w:r>
-            <w:proofErr w:type="gramStart"/>
-            <w:r>
-              <w:rPr>
-                <w:rFonts w:ascii="Arial" w:hAnsi="Arial"/>
-              </w:rPr>
-              <w:t>pagina</w:t>
-            </w:r>
-            <w:proofErr w:type="gramEnd"/>
-            <w:r>
-              <w:rPr>
-                <w:rFonts w:ascii="Arial" w:hAnsi="Arial"/>
-              </w:rPr>
-              <w:t xml:space="preserve"> resultados de agenda.</w:t>
+              <w:t>Botao Ver outros horarios pagina resultados de agenda.</w:t>
             </w:r>
           </w:p>
         </w:tc>
@@ -16544,7 +15689,6 @@
                 <w:rFonts w:ascii="Arial" w:hAnsi="Arial"/>
               </w:rPr>
             </w:pPr>
-            <w:proofErr w:type="gramStart"/>
             <w:r>
               <w:rPr>
                 <w:rFonts w:ascii="Arial" w:hAnsi="Arial"/>
@@ -16552,7 +15696,6 @@
               </w:rPr>
               <w:t>Principio</w:t>
             </w:r>
-            <w:proofErr w:type="gramEnd"/>
           </w:p>
         </w:tc>
         <w:tc>
@@ -16586,7 +15729,6 @@
                 <w:rFonts w:ascii="Arial" w:hAnsi="Arial"/>
               </w:rPr>
             </w:pPr>
-            <w:proofErr w:type="gramStart"/>
             <w:r>
               <w:rPr>
                 <w:rFonts w:ascii="Arial" w:hAnsi="Arial"/>
@@ -16594,7 +15736,6 @@
               </w:rPr>
               <w:t>Evidencia</w:t>
             </w:r>
-            <w:proofErr w:type="gramEnd"/>
           </w:p>
         </w:tc>
       </w:tr>
@@ -16652,21 +15793,7 @@
               <w:rPr>
                 <w:rFonts w:ascii="Arial" w:hAnsi="Arial"/>
               </w:rPr>
-              <w:t xml:space="preserve">O wizard contempla modalidade, especialidade, </w:t>
-            </w:r>
-            <w:proofErr w:type="gramStart"/>
-            <w:r>
-              <w:rPr>
-                <w:rFonts w:ascii="Arial" w:hAnsi="Arial"/>
-              </w:rPr>
-              <w:t>medico</w:t>
-            </w:r>
-            <w:proofErr w:type="gramEnd"/>
-            <w:r>
-              <w:rPr>
-                <w:rFonts w:ascii="Arial" w:hAnsi="Arial"/>
-              </w:rPr>
-              <w:t>, agenda, paciente, confirmacao e comprovante.</w:t>
+              <w:t>O wizard contempla modalidade, especialidade, medico, agenda, paciente, confirmacao e comprovante.</w:t>
             </w:r>
           </w:p>
         </w:tc>
@@ -17043,7 +16170,6 @@
               <w:rPr>
                 <w:rFonts w:ascii="Arial" w:hAnsi="Arial"/>
               </w:rPr>
-              <w:lastRenderedPageBreak/>
               <w:t>Seguranca de dados</w:t>
             </w:r>
           </w:p>
@@ -17264,6 +16390,7 @@
         <w:rPr>
           <w:rFonts w:ascii="Arial" w:hAnsi="Arial"/>
         </w:rPr>
+        <w:lastRenderedPageBreak/>
         <w:t>Como melhoria futura, a interface pode receber testes formais de acessibilidade, validacao com usuarios reais e ajustes finos de responsividade mobile. Mesmo assim, para o objetivo academico, o prototipo ja permite representar adequadamente o caso de uso e suas alternativas.</w:t>
       </w:r>
     </w:p>
@@ -17379,7 +16506,6 @@
         <w:rPr>
           <w:rFonts w:ascii="Arial" w:hAnsi="Arial"/>
         </w:rPr>
-        <w:lastRenderedPageBreak/>
         <w:t>NORMAN, Donald A. The Design of Everyday Things. Revised and Expanded Edition. New York: Basic Books, 2013.</w:t>
       </w:r>
     </w:p>
@@ -17440,21 +16566,7 @@
         <w:rPr>
           <w:rFonts w:ascii="Arial" w:hAnsi="Arial"/>
         </w:rPr>
-        <w:t>PONTIFICIA UNIVERSIDADE CATOLICA DE GOIAS. T2-Modelo-</w:t>
-      </w:r>
-      <w:proofErr w:type="gramStart"/>
-      <w:r>
-        <w:rPr>
-          <w:rFonts w:ascii="Arial" w:hAnsi="Arial"/>
-        </w:rPr>
-        <w:t>Analise</w:t>
-      </w:r>
-      <w:proofErr w:type="gramEnd"/>
-      <w:r>
-        <w:rPr>
-          <w:rFonts w:ascii="Arial" w:hAnsi="Arial"/>
-        </w:rPr>
-        <w:t>-Agendar-Consulta-WEB. Material da atividade de Interface Homem-Computador, 2026.</w:t>
+        <w:t>PONTIFICIA UNIVERSIDADE CATOLICA DE GOIAS. T2-Modelo-Analise-Agendar-Consulta-WEB. Material da atividade de Interface Homem-Computador, 2026.</w:t>
       </w:r>
     </w:p>
     <w:sectPr>
